--- a/outputs/a13/a13_ficha_tecnica.docx
+++ b/outputs/a13/a13_ficha_tecnica.docx
@@ -1,8 +1,8 @@
 
 <file path=word/document.xml><?xml version="1.0" encoding="utf-8"?>
-<w:document xmlns:w="http://schemas.openxmlformats.org/wordprocessingml/2006/main" xmlns:ns1="http://schemas.openxmlformats.org/markup-compatibility/2006" xmlns:ns2="http://schemas.microsoft.com/office/word/2010/wordml" xmlns:ns3="http://schemas.openxmlformats.org/drawingml/2006/wordprocessingDrawing" xmlns:ns4="http://schemas.microsoft.com/office/word/2010/wordprocessingDrawing" xmlns:ns5="http://schemas.openxmlformats.org/drawingml/2006/main" xmlns:ns6="http://schemas.openxmlformats.org/drawingml/2006/picture" xmlns:ns7="http://schemas.openxmlformats.org/officeDocument/2006/relationships" xmlns:w15="http://schemas.microsoft.com/office/word/2012/wordml" xmlns:w16="http://schemas.microsoft.com/office/word/2018/wordml" xmlns:w16cex="http://schemas.microsoft.com/office/word/2018/wordml/cex" xmlns:w16cid="http://schemas.microsoft.com/office/word/2016/wordml/cid" xmlns:w16du="http://schemas.microsoft.com/office/word/2023/wordml/word16du" xmlns:w16se="http://schemas.microsoft.com/office/word/2015/wordml/symex" xmlns:w16sdtfl="http://schemas.microsoft.com/office/word/2020/wordml/sdtdatahash" xmlns:w16sdtdh="http://schemas.microsoft.com/office/word/2020/wordml/sdtdatahash" xmlns:w14="http://schemas.microsoft.com/office/word/2010/wordml" xmlns:wp14="http://schemas.microsoft.com/office/word/2010/wordprocessingDrawing" ns1:Ignorable="w14 w15 w16se w16cid w16 w16cex w16sdtdh w16sdtfl w16du wp14">
+<w:document xmlns:wpc="http://schemas.microsoft.com/office/word/2010/wordprocessingCanvas" xmlns:cx="http://schemas.microsoft.com/office/drawing/2014/chartex" xmlns:cx1="http://schemas.microsoft.com/office/drawing/2015/9/8/chartex" xmlns:cx2="http://schemas.microsoft.com/office/drawing/2015/10/21/chartex" xmlns:cx3="http://schemas.microsoft.com/office/drawing/2016/5/9/chartex" xmlns:cx4="http://schemas.microsoft.com/office/drawing/2016/5/10/chartex" xmlns:cx5="http://schemas.microsoft.com/office/drawing/2016/5/11/chartex" xmlns:cx6="http://schemas.microsoft.com/office/drawing/2016/5/12/chartex" xmlns:cx7="http://schemas.microsoft.com/office/drawing/2016/5/13/chartex" xmlns:cx8="http://schemas.microsoft.com/office/drawing/2016/5/14/chartex" xmlns:mc="http://schemas.openxmlformats.org/markup-compatibility/2006" xmlns:aink="http://schemas.microsoft.com/office/drawing/2016/ink" xmlns:am3d="http://schemas.microsoft.com/office/drawing/2017/model3d" xmlns:o="urn:schemas-microsoft-com:office:office" xmlns:oel="http://schemas.microsoft.com/office/2019/extlst" xmlns:r="http://schemas.openxmlformats.org/officeDocument/2006/relationships" xmlns:m="http://schemas.openxmlformats.org/officeDocument/2006/math" xmlns:v="urn:schemas-microsoft-com:vml" xmlns:wp14="http://schemas.microsoft.com/office/word/2010/wordprocessingDrawing" xmlns:wp="http://schemas.openxmlformats.org/drawingml/2006/wordprocessingDrawing" xmlns:w10="urn:schemas-microsoft-com:office:word" xmlns:w="http://schemas.openxmlformats.org/wordprocessingml/2006/main" xmlns:w14="http://schemas.microsoft.com/office/word/2010/wordml" xmlns:w15="http://schemas.microsoft.com/office/word/2012/wordml" xmlns:w16cex="http://schemas.microsoft.com/office/word/2018/wordml/cex" xmlns:w16cid="http://schemas.microsoft.com/office/word/2016/wordml/cid" xmlns:w16="http://schemas.microsoft.com/office/word/2018/wordml" xmlns:w16du="http://schemas.microsoft.com/office/word/2023/wordml/word16du" xmlns:w16sdtdh="http://schemas.microsoft.com/office/word/2020/wordml/sdtdatahash" xmlns:w16sdtfl="http://schemas.microsoft.com/office/word/2024/wordml/sdtformatlock" xmlns:w16se="http://schemas.microsoft.com/office/word/2015/wordml/symex" xmlns:wpg="http://schemas.microsoft.com/office/word/2010/wordprocessingGroup" xmlns:wpi="http://schemas.microsoft.com/office/word/2010/wordprocessingInk" xmlns:wne="http://schemas.microsoft.com/office/word/2006/wordml" xmlns:wps="http://schemas.microsoft.com/office/word/2010/wordprocessingShape" mc:Ignorable="w14 w15 w16se w16cid w16 w16cex w16sdtdh w16sdtfl w16du wp14">
   <w:body>
-    <w:p ns2:paraId="626D87FC" ns2:textId="77777777">
+    <w:p>
       <w:pPr>
         <w:widowControl w:val="0"/>
         <w:pBdr>
@@ -15,120 +15,120 @@
         <w:spacing w:after="0" w:line="276" w:lineRule="auto"/>
       </w:pPr>
     </w:p>
-    <w:p ns2:paraId="1F06B188" ns2:textId="77777777">
+    <w:p>
       <w:r>
         <w:rPr>
           <w:noProof/>
         </w:rPr>
         <w:drawing>
-          <ns3:anchor distT="0" distB="0" distL="114300" distR="114300" simplePos="0" relativeHeight="251658240" behindDoc="0" locked="0" layoutInCell="1" hidden="0" allowOverlap="1" ns4:anchorId="7490E72F" ns4:editId="7601E0FE">
-            <ns3:simplePos x="0" y="0"/>
-            <ns3:positionH relativeFrom="column">
-              <ns3:posOffset>590550</ns3:posOffset>
-            </ns3:positionH>
-            <ns3:positionV relativeFrom="paragraph">
-              <ns3:posOffset>0</ns3:posOffset>
-            </ns3:positionV>
-            <ns3:extent cx="3373120" cy="2032000"/>
-            <ns3:effectExtent l="0" t="0" r="0" b="0"/>
-            <ns3:wrapSquare wrapText="bothSides" distT="0" distB="0" distL="114300" distR="114300"/>
-            <ns3:docPr id="1001" name="image5.jpg" descr="A logo with green leaves  AI-generated content may be incorrect."/>
-            <ns3:cNvGraphicFramePr/>
-            <ns5:graphic>
-              <ns5:graphicData uri="http://schemas.openxmlformats.org/drawingml/2006/picture">
-                <ns6:pic>
-                  <ns6:nvPicPr>
-                    <ns6:cNvPr id="0" name="image5.jpg" descr="A logo with green leaves  AI-generated content may be incorrect."/>
-                    <ns6:cNvPicPr preferRelativeResize="0"/>
-                  </ns6:nvPicPr>
-                  <ns6:blipFill>
-                    <ns5:blip ns7:embed="rId9"/>
-                    <ns5:srcRect/>
-                    <ns5:stretch>
-                      <ns5:fillRect/>
-                    </ns5:stretch>
-                  </ns6:blipFill>
-                  <ns6:spPr>
-                    <ns5:xfrm>
-                      <ns5:off x="0" y="0"/>
-                      <ns5:ext cx="3373120" cy="2032000"/>
-                    </ns5:xfrm>
-                    <ns5:prstGeom prst="rect">
-                      <ns5:avLst/>
-                    </ns5:prstGeom>
-                    <ns5:ln/>
-                  </ns6:spPr>
-                </ns6:pic>
-              </ns5:graphicData>
-            </ns5:graphic>
-          </ns3:anchor>
+          <wp:anchor distT="0" distB="0" distL="114300" distR="114300" simplePos="0" relativeHeight="251658240" behindDoc="0" locked="0" layoutInCell="1" hidden="0" allowOverlap="1" wp14:anchorId="7490E72F" wp14:editId="7601E0FE">
+            <wp:simplePos x="0" y="0"/>
+            <wp:positionH relativeFrom="column">
+              <wp:posOffset>590550</wp:posOffset>
+            </wp:positionH>
+            <wp:positionV relativeFrom="paragraph">
+              <wp:posOffset>0</wp:posOffset>
+            </wp:positionV>
+            <wp:extent cx="3373120" cy="2032000"/>
+            <wp:effectExtent l="0" t="0" r="0" b="0"/>
+            <wp:wrapSquare wrapText="bothSides" distT="0" distB="0" distL="114300" distR="114300"/>
+            <wp:docPr id="1001" name="image5.jpg" descr="A logo with green leaves  AI-generated content may be incorrect."/>
+            <wp:cNvGraphicFramePr/>
+            <a:graphic xmlns:a="http://schemas.openxmlformats.org/drawingml/2006/main">
+              <a:graphicData uri="http://schemas.openxmlformats.org/drawingml/2006/picture">
+                <pic:pic xmlns:pic="http://schemas.openxmlformats.org/drawingml/2006/picture">
+                  <pic:nvPicPr>
+                    <pic:cNvPr id="0" name="image5.jpg" descr="A logo with green leaves  AI-generated content may be incorrect."/>
+                    <pic:cNvPicPr preferRelativeResize="0"/>
+                  </pic:nvPicPr>
+                  <pic:blipFill>
+                    <a:blip r:embed="rId9"/>
+                    <a:srcRect/>
+                    <a:stretch>
+                      <a:fillRect/>
+                    </a:stretch>
+                  </pic:blipFill>
+                  <pic:spPr>
+                    <a:xfrm>
+                      <a:off x="0" y="0"/>
+                      <a:ext cx="3373120" cy="2032000"/>
+                    </a:xfrm>
+                    <a:prstGeom prst="rect">
+                      <a:avLst/>
+                    </a:prstGeom>
+                    <a:ln/>
+                  </pic:spPr>
+                </pic:pic>
+              </a:graphicData>
+            </a:graphic>
+          </wp:anchor>
         </w:drawing>
       </w:r>
     </w:p>
-    <w:p ns2:paraId="5ED55FDB" ns2:textId="77777777"/>
-    <w:p ns2:paraId="3ACB5044" ns2:textId="77777777"/>
-    <w:p ns2:paraId="24D31646" ns2:textId="77777777">
+    <w:p/>
+    <w:p/>
+    <w:p>
       <w:r>
         <w:rPr>
           <w:noProof/>
         </w:rPr>
         <w:drawing>
-          <ns3:anchor distT="0" distB="0" distL="114300" distR="114300" simplePos="0" relativeHeight="251659264" behindDoc="0" locked="0" layoutInCell="1" hidden="0" allowOverlap="1" ns4:anchorId="41217845" ns4:editId="3C0FBC9E">
-            <ns3:simplePos x="0" y="0"/>
-            <ns3:positionH relativeFrom="column">
-              <ns3:posOffset>2634615</ns3:posOffset>
-            </ns3:positionH>
-            <ns3:positionV relativeFrom="paragraph">
-              <ns3:posOffset>130810</ns3:posOffset>
-            </ns3:positionV>
-            <ns3:extent cx="2266950" cy="1295400"/>
-            <ns3:effectExtent l="0" t="0" r="0" b="0"/>
-            <ns3:wrapNone/>
-            <ns3:docPr id="1002" name="image1.png" descr="A black background with white text and brown lines  AI-generated content may be incorrect."/>
-            <ns3:cNvGraphicFramePr/>
-            <ns5:graphic>
-              <ns5:graphicData uri="http://schemas.openxmlformats.org/drawingml/2006/picture">
-                <ns6:pic>
-                  <ns6:nvPicPr>
-                    <ns6:cNvPr id="0" name="image1.png" descr="A black background with white text and brown lines  AI-generated content may be incorrect."/>
-                    <ns6:cNvPicPr preferRelativeResize="0"/>
-                  </ns6:nvPicPr>
-                  <ns6:blipFill>
-                    <ns5:blip ns7:embed="rId10"/>
-                    <ns5:srcRect/>
-                    <ns5:stretch>
-                      <ns5:fillRect/>
-                    </ns5:stretch>
-                  </ns6:blipFill>
-                  <ns6:spPr>
-                    <ns5:xfrm>
-                      <ns5:off x="0" y="0"/>
-                      <ns5:ext cx="2266950" cy="1295400"/>
-                    </ns5:xfrm>
-                    <ns5:prstGeom prst="rect">
-                      <ns5:avLst/>
-                    </ns5:prstGeom>
-                    <ns5:ln/>
-                  </ns6:spPr>
-                </ns6:pic>
-              </ns5:graphicData>
-            </ns5:graphic>
-          </ns3:anchor>
+          <wp:anchor distT="0" distB="0" distL="114300" distR="114300" simplePos="0" relativeHeight="251659264" behindDoc="0" locked="0" layoutInCell="1" hidden="0" allowOverlap="1" wp14:anchorId="41217845" wp14:editId="3C0FBC9E">
+            <wp:simplePos x="0" y="0"/>
+            <wp:positionH relativeFrom="column">
+              <wp:posOffset>2634615</wp:posOffset>
+            </wp:positionH>
+            <wp:positionV relativeFrom="paragraph">
+              <wp:posOffset>130810</wp:posOffset>
+            </wp:positionV>
+            <wp:extent cx="2266950" cy="1295400"/>
+            <wp:effectExtent l="0" t="0" r="0" b="0"/>
+            <wp:wrapNone/>
+            <wp:docPr id="1002" name="image1.png" descr="A black background with white text and brown lines  AI-generated content may be incorrect."/>
+            <wp:cNvGraphicFramePr/>
+            <a:graphic xmlns:a="http://schemas.openxmlformats.org/drawingml/2006/main">
+              <a:graphicData uri="http://schemas.openxmlformats.org/drawingml/2006/picture">
+                <pic:pic xmlns:pic="http://schemas.openxmlformats.org/drawingml/2006/picture">
+                  <pic:nvPicPr>
+                    <pic:cNvPr id="0" name="image1.png" descr="A black background with white text and brown lines  AI-generated content may be incorrect."/>
+                    <pic:cNvPicPr preferRelativeResize="0"/>
+                  </pic:nvPicPr>
+                  <pic:blipFill>
+                    <a:blip r:embed="rId10"/>
+                    <a:srcRect/>
+                    <a:stretch>
+                      <a:fillRect/>
+                    </a:stretch>
+                  </pic:blipFill>
+                  <pic:spPr>
+                    <a:xfrm>
+                      <a:off x="0" y="0"/>
+                      <a:ext cx="2266950" cy="1295400"/>
+                    </a:xfrm>
+                    <a:prstGeom prst="rect">
+                      <a:avLst/>
+                    </a:prstGeom>
+                    <a:ln/>
+                  </pic:spPr>
+                </pic:pic>
+              </a:graphicData>
+            </a:graphic>
+          </wp:anchor>
         </w:drawing>
       </w:r>
     </w:p>
-    <w:p ns2:paraId="510A3F8A" ns2:textId="77777777"/>
-    <w:p ns2:paraId="11346F3F" ns2:textId="77777777"/>
-    <w:p ns2:paraId="239C7CC2" ns2:textId="77777777"/>
-    <w:p ns2:paraId="456AF325" ns2:textId="77777777"/>
-    <w:p ns2:paraId="32FEB606" ns2:textId="77777777">
+    <w:p/>
+    <w:p/>
+    <w:p/>
+    <w:p/>
+    <w:p>
       <w:pPr>
         <w:jc w:val="right"/>
       </w:pPr>
     </w:p>
-    <w:p ns2:paraId="7099C703" ns2:textId="77777777"/>
-    <w:p ns2:paraId="5674BF31" ns2:textId="77777777"/>
-    <w:p ns2:paraId="57D79371" ns2:textId="77777777">
+    <w:p/>
+    <w:p/>
+    <w:p>
       <w:pPr>
         <w:rPr>
           <w:rFonts w:ascii="Liberation Sans Regular" w:eastAsia="Liberation Sans Regular" w:hAnsi="Liberation Sans Regular" w:cs="Liberation Sans Regular"/>
@@ -138,7 +138,7 @@
         </w:rPr>
       </w:pPr>
     </w:p>
-    <w:p ns2:paraId="04402B53" ns2:textId="77777777">
+    <w:p>
       <w:pPr>
         <w:ind w:left="993"/>
         <w:rPr>
@@ -158,7 +158,7 @@
         <w:t>Ficha técnica del modelo</w:t>
       </w:r>
     </w:p>
-    <w:p ns2:paraId="2CCAB764" ns2:textId="77777777">
+    <w:p>
       <w:pPr>
         <w:ind w:left="993"/>
         <w:rPr>
@@ -175,10 +175,10 @@
           <w:sz w:val="60"/>
           <w:szCs w:val="60"/>
         </w:rPr>
-        <w:t xml:space="preserve">a13 · wine-price-fluctuation-prediction</w:t>
+        <w:t>a13 · wine-price-fluctuation-prediction</w:t>
       </w:r>
     </w:p>
-    <w:p ns2:paraId="77EA3F8E" ns2:textId="77777777">
+    <w:p>
       <w:pPr>
         <w:shd w:val="clear" w:color="auto" w:fill="E3EFDD"/>
         <w:ind w:left="993" w:right="2267" w:firstLine="140"/>
@@ -196,10 +196,10 @@
           <w:sz w:val="44"/>
           <w:szCs w:val="44"/>
         </w:rPr>
-        <w:t xml:space="preserve">Especificación técnica para integración en la plataforma DatagIA</w:t>
+        <w:t>Especificación técnica para integración en la plataforma DatagIA</w:t>
       </w:r>
     </w:p>
-    <w:p ns2:paraId="70952EAF" ns2:textId="77777777">
+    <w:p>
       <w:pPr>
         <w:ind w:left="993"/>
         <w:rPr>
@@ -216,186 +216,75 @@
           <w:sz w:val="32"/>
           <w:szCs w:val="32"/>
         </w:rPr>
-        <w:t xml:space="preserve">Octubre 2026</w:t>
+        <w:t>Octubre 2026</w:t>
       </w:r>
     </w:p>
-    <w:p ns2:paraId="262CD268" ns2:textId="77777777">
+    <w:p>
       <w:r>
         <w:rPr>
           <w:noProof/>
         </w:rPr>
         <w:drawing>
-          <ns3:anchor distT="0" distB="0" distL="0" distR="0" simplePos="0" relativeHeight="251660288" behindDoc="1" locked="0" layoutInCell="1" hidden="0" allowOverlap="1" ns4:anchorId="42C3D32A" ns4:editId="6D88BCF5">
-            <ns3:simplePos x="0" y="0"/>
-            <ns3:positionH relativeFrom="margin">
-              <ns3:align>center</ns3:align>
-            </ns3:positionH>
-            <ns3:positionV relativeFrom="margin">
-              <ns3:align>center</ns3:align>
-            </ns3:positionV>
-            <ns3:extent cx="5397500" cy="5280025"/>
-            <ns3:effectExtent l="0" t="0" r="0" b="0"/>
-            <ns3:wrapNone/>
-            <ns3:docPr id="1003" name="image2.png"/>
-            <ns3:cNvGraphicFramePr/>
-            <ns5:graphic>
-              <ns5:graphicData uri="http://schemas.openxmlformats.org/drawingml/2006/picture">
-                <ns6:pic>
-                  <ns6:nvPicPr>
-                    <ns6:cNvPr id="0" name="image2.png"/>
-                    <ns6:cNvPicPr preferRelativeResize="0"/>
-                  </ns6:nvPicPr>
-                  <ns6:blipFill>
-                    <ns5:blip ns7:embed="rId11"/>
-                    <ns5:srcRect/>
-                    <ns5:stretch>
-                      <ns5:fillRect/>
-                    </ns5:stretch>
-                  </ns6:blipFill>
-                  <ns6:spPr>
-                    <ns5:xfrm>
-                      <ns5:off x="0" y="0"/>
-                      <ns5:ext cx="5397500" cy="5280025"/>
-                    </ns5:xfrm>
-                    <ns5:prstGeom prst="rect">
-                      <ns5:avLst/>
-                    </ns5:prstGeom>
-                    <ns5:ln/>
-                  </ns6:spPr>
-                </ns6:pic>
-              </ns5:graphicData>
-            </ns5:graphic>
-          </ns3:anchor>
+          <wp:anchor distT="0" distB="0" distL="0" distR="0" simplePos="0" relativeHeight="251660288" behindDoc="1" locked="0" layoutInCell="1" hidden="0" allowOverlap="1" wp14:anchorId="42C3D32A" wp14:editId="6D88BCF5">
+            <wp:simplePos x="0" y="0"/>
+            <wp:positionH relativeFrom="margin">
+              <wp:align>center</wp:align>
+            </wp:positionH>
+            <wp:positionV relativeFrom="margin">
+              <wp:align>center</wp:align>
+            </wp:positionV>
+            <wp:extent cx="5397500" cy="5280025"/>
+            <wp:effectExtent l="0" t="0" r="0" b="0"/>
+            <wp:wrapNone/>
+            <wp:docPr id="1003" name="image2.png"/>
+            <wp:cNvGraphicFramePr/>
+            <a:graphic xmlns:a="http://schemas.openxmlformats.org/drawingml/2006/main">
+              <a:graphicData uri="http://schemas.openxmlformats.org/drawingml/2006/picture">
+                <pic:pic xmlns:pic="http://schemas.openxmlformats.org/drawingml/2006/picture">
+                  <pic:nvPicPr>
+                    <pic:cNvPr id="0" name="image2.png"/>
+                    <pic:cNvPicPr preferRelativeResize="0"/>
+                  </pic:nvPicPr>
+                  <pic:blipFill>
+                    <a:blip r:embed="rId11"/>
+                    <a:srcRect/>
+                    <a:stretch>
+                      <a:fillRect/>
+                    </a:stretch>
+                  </pic:blipFill>
+                  <pic:spPr>
+                    <a:xfrm>
+                      <a:off x="0" y="0"/>
+                      <a:ext cx="5397500" cy="5280025"/>
+                    </a:xfrm>
+                    <a:prstGeom prst="rect">
+                      <a:avLst/>
+                    </a:prstGeom>
+                    <a:ln/>
+                  </pic:spPr>
+                </pic:pic>
+              </a:graphicData>
+            </a:graphic>
+          </wp:anchor>
         </w:drawing>
       </w:r>
       <w:r>
         <w:br w:type="page"/>
       </w:r>
     </w:p>
-    <w:p ns2:paraId="2090A9BD" ns2:textId="77777777"/>
-    <w:p ns2:paraId="49E44998" ns2:textId="77777777"/>
-    <w:p ns2:paraId="3C91F572" ns2:textId="77777777">
+    <w:p>
       <w:pPr>
-        <w:rPr>
-          <w:rFonts w:ascii="Liberalisation sans narrow" w:eastAsia="Liberalisation sans narrow" w:hAnsi="Liberalisation sans narrow" w:cs="Liberalisation sans narrow"/>
-          <w:b/>
-          <w:bCs/>
-        </w:rPr>
-      </w:pPr>
-    </w:p>
-    <w:p ns2:paraId="4681F6B2" ns2:textId="77777777">
-      <w:pPr>
-        <w:keepLines/>
-        <w:spacing w:before="120" w:after="120" w:line="276" w:lineRule="auto"/>
-        <w:jc w:val="both"/>
-        <w:rPr>
-          <w:rFonts w:ascii="Liberalisation sans narrow" w:eastAsia="Liberalisation sans narrow" w:hAnsi="Liberalisation sans narrow" w:cs="Liberalisation sans narrow"/>
-        </w:rPr>
-      </w:pPr>
-      <w:r>
-        <w:br w:type="page"/>
-      </w:r>
-    </w:p>
-    <w:p ns2:paraId="02E1F42B" ns2:textId="77777777">
-      <w:pPr>
-        <w:keepLines/>
-        <w:spacing w:before="120" w:after="120" w:line="276" w:lineRule="auto"/>
-        <w:jc w:val="both"/>
-        <w:rPr>
-          <w:rFonts w:ascii="Liberalisation sans narrow" w:eastAsia="Liberalisation sans narrow" w:hAnsi="Liberalisation sans narrow" w:cs="Liberalisation sans narrow"/>
-        </w:rPr>
-      </w:pPr>
-    </w:p>
-    <w:p ns2:paraId="3160BF82" ns2:textId="77777777">
-      <w:pPr>
-        <w:keepLines/>
-        <w:spacing w:before="120" w:after="120" w:line="276" w:lineRule="auto"/>
-        <w:jc w:val="both"/>
-        <w:rPr>
-          <w:rFonts w:ascii="Liberalisation sans narrow" w:eastAsia="Liberalisation sans narrow" w:hAnsi="Liberalisation sans narrow" w:cs="Liberalisation sans narrow"/>
-        </w:rPr>
-      </w:pPr>
-    </w:p>
-    <w:p ns2:paraId="7108173E" ns2:textId="6E1C69EF">
-      <w:pPr>
-        <w:pBdr>
-          <w:top w:val="nil"/>
-          <w:left w:val="nil"/>
-          <w:bottom w:val="nil"/>
-          <w:right w:val="nil"/>
-          <w:between w:val="nil"/>
-        </w:pBdr>
-        <w:tabs>
-          <w:tab w:val="right" w:leader="dot" w:pos="8494"/>
-        </w:tabs>
-        <w:spacing w:after="100"/>
-      </w:pPr>
-    </w:p>
-    <w:p ns2:paraId="208779DB" ns2:textId="0AFB4AE3">
-      <w:pPr>
-        <w:rPr>
-          <w:rFonts w:ascii="Liberalisation sans narrow" w:eastAsia="Liberalisation sans narrow" w:hAnsi="Liberalisation sans narrow" w:cs="Liberalisation sans narrow"/>
-          <w:color w:val="203441"/>
-        </w:rPr>
-      </w:pPr>
-      <w:r>
-        <w:br w:type="page"/>
-      </w:r>
-      <w:bookmarkStart w:id="0" w:name="_heading=h.33jjin156j5n" w:colFirst="0" w:colLast="0"/>
-      <w:bookmarkEnd w:id="0"/>
-    </w:p>
-    <w:p ns2:paraId="162D2D39" ns2:textId="3B463319">
-      <w:pPr>
-        <w:rPr>
-          <w:rFonts w:ascii="Liberation sans narrow" w:eastAsia="Liberation sans narrow" w:hAnsi="Liberation sans narrow" w:cs="Liberation sans narrow"/>
-        </w:rPr>
-      </w:pPr>
-      <w:r>
-        <w:rPr>
-          <w:rFonts w:ascii="Liberation sans narrow" w:eastAsia="Liberation sans narrow" w:hAnsi="Liberation sans narrow" w:cs="Liberation sans narrow"/>
-        </w:rPr>
-        <w:fldChar w:fldCharType="end"/>
-      </w:r>
-    </w:p>
-    <w:p ns2:paraId="71B34098" ns2:textId="08771405">
-      <w:pPr>
-        <w:pBdr>
-          <w:top w:val="nil"/>
-          <w:left w:val="nil"/>
-          <w:bottom w:val="nil"/>
-          <w:right w:val="nil"/>
-          <w:between w:val="nil"/>
-        </w:pBdr>
-        <w:spacing w:before="120" w:after="120" w:line="240" w:lineRule="auto"/>
-        <w:jc w:val="both"/>
-        <w:rPr>
-          <w:rFonts w:ascii="Liberation sans narrow" w:eastAsia="Liberation sans narrow" w:hAnsi="Liberation sans narrow" w:cs="Liberation sans narrow"/>
-          <w:color w:val="739A8A"/>
-        </w:rPr>
-      </w:pPr>
-    </w:p>
-    <w:p ns2:paraId="6D9B2421" ns2:textId="6574B031">
-      <w:pPr>
-        <w:rPr>
-          <w:rFonts w:ascii="Liberation sans narrow" w:eastAsia="Liberation sans narrow" w:hAnsi="Liberation sans narrow" w:cs="Liberation sans narrow"/>
-          <w:color w:val="203441"/>
-        </w:rPr>
-      </w:pPr>
-      <w:r>
-        <w:br w:type="page"/>
-      </w:r>
-    </w:p>
-    <w:p ns2:paraId="73C6066A" ns2:textId="77777777">
-      <w:pPr>
-        <w:pStyle w:val="Ttulo1"/>
+        <w:pStyle w:val="Heading1"/>
         <w:jc w:val="left"/>
       </w:pPr>
-      <w:bookmarkStart w:id="6" w:name="_Toc233977723"/>
+      <w:bookmarkStart w:id="0" w:name="_heading=h.33jjin156j5n" w:colFirst="0" w:colLast="0"/>
+      <w:bookmarkStart w:id="1" w:name="_Toc233977723"/>
+      <w:bookmarkEnd w:id="0"/>
       <w:r>
         <w:lastRenderedPageBreak/>
         <w:t>1. Información general del modelo</w:t>
       </w:r>
-      <w:bookmarkEnd w:id="6"/>
+      <w:bookmarkEnd w:id="1"/>
     </w:p>
     <w:tbl>
       <w:tblPr>
@@ -416,7 +305,7 @@
         <w:gridCol w:w="2800"/>
         <w:gridCol w:w="6560"/>
       </w:tblGrid>
-      <w:tr ns2:paraId="1AB946D2" ns2:textId="77777777">
+      <w:tr>
         <w:tc>
           <w:tcPr>
             <w:tcW w:w="2800" w:type="dxa"/>
@@ -434,7 +323,7 @@
               <w:right w:w="120" w:type="dxa"/>
             </w:tcMar>
           </w:tcPr>
-          <w:p ns2:paraId="0EF0F73D" ns2:textId="77777777">
+          <w:p>
             <w:r>
               <w:rPr>
                 <w:b/>
@@ -464,14 +353,22 @@
               <w:right w:w="120" w:type="dxa"/>
             </w:tcMar>
           </w:tcPr>
-          <w:p ns2:paraId="4D4993D6" ns2:textId="77777777">
-            <w:r>
-              <w:t xml:space="preserve">ml13-wine-price-fluctuation-prediction</w:t>
+          <w:p>
+            <w:pPr>
+              <w:rPr>
+                <w:lang w:val="en-US"/>
+              </w:rPr>
+            </w:pPr>
+            <w:r>
+              <w:rPr>
+                <w:lang w:val="en-US"/>
+              </w:rPr>
+              <w:t>ml13-wine-price-fluctuation-prediction</w:t>
             </w:r>
           </w:p>
         </w:tc>
       </w:tr>
-      <w:tr ns2:paraId="2B5210AD" ns2:textId="77777777">
+      <w:tr>
         <w:tc>
           <w:tcPr>
             <w:tcW w:w="2800" w:type="dxa"/>
@@ -489,7 +386,7 @@
               <w:right w:w="120" w:type="dxa"/>
             </w:tcMar>
           </w:tcPr>
-          <w:p ns2:paraId="50DEA41B" ns2:textId="77777777">
+          <w:p>
             <w:r>
               <w:rPr>
                 <w:b/>
@@ -519,14 +416,14 @@
               <w:right w:w="120" w:type="dxa"/>
             </w:tcMar>
           </w:tcPr>
-          <w:p ns2:paraId="084A7408" ns2:textId="77777777">
-            <w:r>
-              <w:t xml:space="preserve">1.0.0</w:t>
+          <w:p>
+            <w:r>
+              <w:t>1.0.0</w:t>
             </w:r>
           </w:p>
         </w:tc>
       </w:tr>
-      <w:tr ns2:paraId="02B4508D" ns2:textId="77777777">
+      <w:tr>
         <w:tc>
           <w:tcPr>
             <w:tcW w:w="2800" w:type="dxa"/>
@@ -544,7 +441,7 @@
               <w:right w:w="120" w:type="dxa"/>
             </w:tcMar>
           </w:tcPr>
-          <w:p ns2:paraId="0656986A" ns2:textId="77777777">
+          <w:p>
             <w:r>
               <w:rPr>
                 <w:b/>
@@ -574,14 +471,17 @@
               <w:right w:w="120" w:type="dxa"/>
             </w:tcMar>
           </w:tcPr>
-          <w:p ns2:paraId="4321CCA3" ns2:textId="77777777">
-            <w:r>
-              <w:t xml:space="preserve">Clasificador binario de alerta temprana sobre la serie semanal de precios del vino tinto a granel (boletines MAPA). Una Regresión Logística sobre 6 indicadores técnicos (retorno logarítmico, distancia a SMA-12, RSI-14, posición en Bandas de Bollinger-20 y codificación seno/coseno de la semana) estima la probabilidad de que la media del precio de las 4 semanas siguientes supere en más de un 2,5% el precio de la semana actual. Aunque el proyecto se titula 'redes neuronales recurrentes', la rama GRU quedó como experimental: el modelo servido es la Regresión Logística.</w:t>
+          <w:p>
+            <w:r>
+              <w:t>Clasificador binario de alerta temprana sobre la serie semanal de precios del vino tinto a granel (boletines MAPA). Una Regresión Logística sobre 6 indicadores técnicos (retorno logarítmico, distancia a SMA-12, RSI-14, posición en Bandas de Bollinger-20 y codificación seno/coseno de la semana) estima la probabilidad de que la media del precio de las 4 semanas siguientes supere en más de un 2,5% el precio de la semana actual. Aunque el proyecto se titula 'redes neuronales recurrentes', la rama GRU quedó como</w:t>
+            </w:r>
+            <w:r>
+              <w:t xml:space="preserve"> experimental: el modelo servido es la Regresión Logística.</w:t>
             </w:r>
           </w:p>
         </w:tc>
       </w:tr>
-      <w:tr ns2:paraId="6EFECFCA" ns2:textId="77777777">
+      <w:tr>
         <w:tc>
           <w:tcPr>
             <w:tcW w:w="2800" w:type="dxa"/>
@@ -599,7 +499,7 @@
               <w:right w:w="120" w:type="dxa"/>
             </w:tcMar>
           </w:tcPr>
-          <w:p ns2:paraId="5A82E1B3" ns2:textId="77777777">
+          <w:p>
             <w:r>
               <w:rPr>
                 <w:b/>
@@ -629,14 +529,14 @@
               <w:right w:w="120" w:type="dxa"/>
             </w:tcMar>
           </w:tcPr>
-          <w:p ns2:paraId="6A197DDF" ns2:textId="77777777">
-            <w:r>
-              <w:t xml:space="preserve">Clasificación binaria sobre serie temporal semanal (tabular, horizonte 4 semanas, umbral de subida 2,5%)</w:t>
+          <w:p>
+            <w:r>
+              <w:t>Clasificación binaria sobre serie temporal semanal (tabular, horizonte 4 semanas, umbral de subida 2,5%)</w:t>
             </w:r>
           </w:p>
         </w:tc>
       </w:tr>
-      <w:tr ns2:paraId="51B3BC95" ns2:textId="77777777">
+      <w:tr>
         <w:tc>
           <w:tcPr>
             <w:tcW w:w="2800" w:type="dxa"/>
@@ -654,7 +554,7 @@
               <w:right w:w="120" w:type="dxa"/>
             </w:tcMar>
           </w:tcPr>
-          <w:p ns2:paraId="40767B48" ns2:textId="77777777">
+          <w:p>
             <w:r>
               <w:rPr>
                 <w:b/>
@@ -684,14 +584,20 @@
               <w:right w:w="120" w:type="dxa"/>
             </w:tcMar>
           </w:tcPr>
-          <w:p ns2:paraId="1C645F96" ns2:textId="77777777">
-            <w:r>
-              <w:t xml:space="preserve">scikit-learn (LogisticRegression C=1.0, L2, class_weight=balanced + StandardScaler); pandas/numpy/joblib. El reentrenamiento compite LogReg frente a XGBoost por Smart Score</w:t>
+          <w:p>
+            <w:r>
+              <w:rPr>
+                <w:lang w:val="en-US"/>
+              </w:rPr>
+              <w:t xml:space="preserve">scikit-learn (LogisticRegression C=1.0, L2, class_weight=balanced + StandardScaler); pandas/numpy/joblib. </w:t>
+            </w:r>
+            <w:r>
+              <w:t>El reentrenamiento compite LogReg frente a XGBoost por Smart Score</w:t>
             </w:r>
           </w:p>
         </w:tc>
       </w:tr>
-      <w:tr ns2:paraId="4C8DFFDF" ns2:textId="77777777">
+      <w:tr>
         <w:tc>
           <w:tcPr>
             <w:tcW w:w="2800" w:type="dxa"/>
@@ -709,7 +615,7 @@
               <w:right w:w="120" w:type="dxa"/>
             </w:tcMar>
           </w:tcPr>
-          <w:p ns2:paraId="775677B8" ns2:textId="77777777">
+          <w:p>
             <w:r>
               <w:rPr>
                 <w:b/>
@@ -739,14 +645,22 @@
               <w:right w:w="120" w:type="dxa"/>
             </w:tcMar>
           </w:tcPr>
-          <w:p ns2:paraId="4B3BB4A5" ns2:textId="77777777">
-            <w:r>
-              <w:t xml:space="preserve">ml_model.pkl (LogisticRegression) + scaler.pkl (StandardScaler) + feature_schema.json + model_config.json (model_type=logreg)</w:t>
+          <w:p>
+            <w:pPr>
+              <w:rPr>
+                <w:lang w:val="en-US"/>
+              </w:rPr>
+            </w:pPr>
+            <w:r>
+              <w:rPr>
+                <w:lang w:val="en-US"/>
+              </w:rPr>
+              <w:t>ml_model.pkl (LogisticRegression) + scaler.pkl (StandardScaler) + feature_schema.json + model_config.json (model_type=logreg)</w:t>
             </w:r>
           </w:p>
         </w:tc>
       </w:tr>
-      <w:tr ns2:paraId="3C91287B" ns2:textId="77777777">
+      <w:tr>
         <w:tc>
           <w:tcPr>
             <w:tcW w:w="2800" w:type="dxa"/>
@@ -764,7 +678,7 @@
               <w:right w:w="120" w:type="dxa"/>
             </w:tcMar>
           </w:tcPr>
-          <w:p ns2:paraId="7E9DF75B" ns2:textId="77777777">
+          <w:p>
             <w:r>
               <w:rPr>
                 <w:b/>
@@ -794,14 +708,14 @@
               <w:right w:w="120" w:type="dxa"/>
             </w:tcMar>
           </w:tcPr>
-          <w:p ns2:paraId="0D276D1A" ns2:textId="77777777">
-            <w:r>
-              <w:t xml:space="preserve">Dar una señal anticipada, con 4 semanas de margen, de subidas relevantes (&gt;2,5% sobre el precio de la semana de referencia, medido sobre la media de las 4 semanas siguientes) del vino tinto a granel, para apoyar decisiones de inventario, compra y negociación de bodegas y cooperativas. El objetivo cuantitativo que fija la memoria es AUC-ROC &gt;= 0,70, F1 &gt;= 0,50 y Recall &gt;= 0,65.</w:t>
+          <w:p>
+            <w:r>
+              <w:t>Dar una señal anticipada, con 4 semanas de margen, de subidas relevantes (&gt;2,5% sobre el precio de la semana de referencia, medido sobre la media de las 4 semanas siguientes) del vino tinto a granel, para apoyar decisiones de inventario, compra y negociación de bodegas y cooperativas. El objetivo cuantitativo que fija la memoria es AUC-ROC &gt;= 0,70, F1 &gt;= 0,50 y Recall &gt;= 0,65.</w:t>
             </w:r>
           </w:p>
         </w:tc>
       </w:tr>
-      <w:tr ns2:paraId="09F81BAA" ns2:textId="77777777">
+      <w:tr>
         <w:tc>
           <w:tcPr>
             <w:tcW w:w="2800" w:type="dxa"/>
@@ -819,7 +733,7 @@
               <w:right w:w="120" w:type="dxa"/>
             </w:tcMar>
           </w:tcPr>
-          <w:p ns2:paraId="27CACCB4" ns2:textId="77777777">
+          <w:p>
             <w:r>
               <w:rPr>
                 <w:b/>
@@ -849,21 +763,25 @@
               <w:right w:w="120" w:type="dxa"/>
             </w:tcMar>
           </w:tcPr>
-          <w:p ns2:paraId="2A1BDCF3" ns2:textId="77777777">
-            <w:r>
-              <w:t xml:space="preserve">Modo inline: se envía la serie semanal (campaign+week o bulletin, y price_red) con al menos 20 semanas y se obtiene la probabilidad y la alerta de la semana más reciente. Modo batch: un CSV con el mismo esquema devuelve una fila por semana de entrada con features y pred_proba_up (null en las ~19 semanas de warm-up). Modo train: reentrena desde cero con el procedimiento original (walk-forward 5 folds con gap de 4 semanas, selección LogReg/XGBoost por Smart Score y hold-out de las últimas 24 semanas) y guarda el resultado como artefacto de usuario (MLflow), sin sobrescribir el fijo.</w:t>
+          <w:p>
+            <w:r>
+              <w:t>Modo inline: se envía la serie semanal (campaign+week o bulletin, y price_red) con al menos 20 semanas y se obtiene la probabilidad y la alerta de la semana más reciente. Modo batch: un CSV con el mismo esquema devuelve una fila por semana de entrada con features y pred_proba_up (null en las ~19 semanas de warm-up). Modo train: reentrena desde cero con el procedimiento original (walk-forward 5 folds con gap de 4 semanas, selección LogReg/XGBoost por Smart Score y hold-out de las últimas 24 semanas) y guarda</w:t>
+            </w:r>
+            <w:r>
+              <w:t xml:space="preserve"> el resultado como artefacto de usuario (MLflow), sin sobrescribir el fijo.</w:t>
             </w:r>
           </w:p>
         </w:tc>
       </w:tr>
     </w:tbl>
-    <w:p ns2:paraId="0E4A03E1" ns2:textId="164C9CA4">
+    <w:p>
       <w:pPr>
-        <w:pStyle w:val="Descripcin"/>
+        <w:pStyle w:val="Caption"/>
         <w:jc w:val="center"/>
       </w:pPr>
-      <w:bookmarkStart w:id="7" w:name="_Toc233977640"/>
+      <w:bookmarkStart w:id="2" w:name="_Toc233977640"/>
       <w:r>
+        <w:lastRenderedPageBreak/>
         <w:t xml:space="preserve">Tabla </w:t>
       </w:r>
       <w:fldSimple w:instr=" SEQ Tabla \* ARABIC ">
@@ -877,18 +795,18 @@
       <w:r>
         <w:t xml:space="preserve"> Información general del modelo</w:t>
       </w:r>
-      <w:bookmarkEnd w:id="7"/>
+      <w:bookmarkEnd w:id="2"/>
     </w:p>
-    <w:p ns2:paraId="48838E47" ns2:textId="77777777">
+    <w:p>
       <w:pPr>
-        <w:pStyle w:val="Ttulo1"/>
+        <w:pStyle w:val="Heading1"/>
         <w:jc w:val="left"/>
       </w:pPr>
-      <w:bookmarkStart w:id="8" w:name="_Toc233977724"/>
+      <w:bookmarkStart w:id="3" w:name="_Toc233977724"/>
       <w:r>
         <w:t>2. Campos de entrada (inputs)</w:t>
       </w:r>
-      <w:bookmarkEnd w:id="8"/>
+      <w:bookmarkEnd w:id="3"/>
     </w:p>
     <w:tbl>
       <w:tblPr>
@@ -912,7 +830,7 @@
         <w:gridCol w:w="1307"/>
         <w:gridCol w:w="1447"/>
       </w:tblGrid>
-      <w:tr ns2:paraId="71F932B9" ns2:textId="77777777">
+      <w:tr>
         <w:trPr>
           <w:tblHeader/>
         </w:trPr>
@@ -933,7 +851,7 @@
               <w:right w:w="120" w:type="dxa"/>
             </w:tcMar>
           </w:tcPr>
-          <w:p ns2:paraId="79F614D4" ns2:textId="77777777">
+          <w:p>
             <w:r>
               <w:rPr>
                 <w:b/>
@@ -963,7 +881,7 @@
               <w:right w:w="120" w:type="dxa"/>
             </w:tcMar>
           </w:tcPr>
-          <w:p ns2:paraId="7089FD74" ns2:textId="77777777">
+          <w:p>
             <w:r>
               <w:rPr>
                 <w:b/>
@@ -993,7 +911,7 @@
               <w:right w:w="120" w:type="dxa"/>
             </w:tcMar>
           </w:tcPr>
-          <w:p ns2:paraId="78CD2F77" ns2:textId="77777777">
+          <w:p>
             <w:r>
               <w:rPr>
                 <w:b/>
@@ -1023,7 +941,7 @@
               <w:right w:w="120" w:type="dxa"/>
             </w:tcMar>
           </w:tcPr>
-          <w:p ns2:paraId="72A2F0D2" ns2:textId="77777777">
+          <w:p>
             <w:r>
               <w:rPr>
                 <w:b/>
@@ -1053,7 +971,7 @@
               <w:right w:w="120" w:type="dxa"/>
             </w:tcMar>
           </w:tcPr>
-          <w:p ns2:paraId="6FFDAD95" ns2:textId="77777777">
+          <w:p>
             <w:r>
               <w:rPr>
                 <w:b/>
@@ -1067,7 +985,7 @@
           </w:p>
         </w:tc>
       </w:tr>
-      <w:tr ns2:paraId="5943B210" ns2:textId="77777777">
+      <w:tr>
         <w:tc>
           <w:tcPr>
             <w:tcW w:w="2167" w:type="dxa"/>
@@ -1085,9 +1003,9 @@
               <w:right w:w="120" w:type="dxa"/>
             </w:tcMar>
           </w:tcPr>
-          <w:p ns2:paraId="274456BA" ns2:textId="77777777">
-            <w:r>
-              <w:t xml:space="preserve">campaign</w:t>
+          <w:p>
+            <w:r>
+              <w:t>campaign</w:t>
             </w:r>
           </w:p>
         </w:tc>
@@ -1108,9 +1026,9 @@
               <w:right w:w="120" w:type="dxa"/>
             </w:tcMar>
           </w:tcPr>
-          <w:p ns2:paraId="03BFE475" ns2:textId="77777777">
-            <w:r>
-              <w:t xml:space="preserve">str ('AAAA/AAAA')</w:t>
+          <w:p>
+            <w:r>
+              <w:t>str ('AAAA/AAAA')</w:t>
             </w:r>
           </w:p>
         </w:tc>
@@ -1131,9 +1049,9 @@
               <w:right w:w="120" w:type="dxa"/>
             </w:tcMar>
           </w:tcPr>
-          <w:p ns2:paraId="73AC0988" ns2:textId="77777777">
-            <w:r>
-              <w:t xml:space="preserve">Campaña vitivinícola agosto-julio. Semana &gt;= 31 corresponde al primer año y semana &lt; 31 al segundo</w:t>
+          <w:p>
+            <w:r>
+              <w:t>Campaña vitivinícola agosto-julio. Semana &gt;= 31 corresponde al primer año y semana &lt; 31 al segundo</w:t>
             </w:r>
           </w:p>
         </w:tc>
@@ -1154,9 +1072,9 @@
               <w:right w:w="120" w:type="dxa"/>
             </w:tcMar>
           </w:tcPr>
-          <w:p ns2:paraId="29F6ACFB" ns2:textId="77777777">
-            <w:r>
-              <w:t xml:space="preserve">Sí (o bulletin)</w:t>
+          <w:p>
+            <w:r>
+              <w:t>Sí (o bulletin)</w:t>
             </w:r>
           </w:p>
         </w:tc>
@@ -1177,14 +1095,14 @@
               <w:right w:w="120" w:type="dxa"/>
             </w:tcMar>
           </w:tcPr>
-          <w:p ns2:paraId="7756D559" ns2:textId="77777777">
-            <w:r>
-              <w:t xml:space="preserve">-</w:t>
+          <w:p>
+            <w:r>
+              <w:t>-</w:t>
             </w:r>
           </w:p>
         </w:tc>
       </w:tr>
-      <w:tr ns2:paraId="5943B210" ns2:textId="77777777">
+      <w:tr>
         <w:tc>
           <w:tcPr>
             <w:tcW w:w="2167" w:type="dxa"/>
@@ -1202,9 +1120,9 @@
               <w:right w:w="120" w:type="dxa"/>
             </w:tcMar>
           </w:tcPr>
-          <w:p ns2:paraId="274456BA" ns2:textId="77777777">
-            <w:r>
-              <w:t xml:space="preserve">week</w:t>
+          <w:p>
+            <w:r>
+              <w:t>week</w:t>
             </w:r>
           </w:p>
         </w:tc>
@@ -1225,9 +1143,9 @@
               <w:right w:w="120" w:type="dxa"/>
             </w:tcMar>
           </w:tcPr>
-          <w:p ns2:paraId="03BFE475" ns2:textId="77777777">
-            <w:r>
-              <w:t xml:space="preserve">int (1-53)</w:t>
+          <w:p>
+            <w:r>
+              <w:t>int (1-53)</w:t>
             </w:r>
           </w:p>
         </w:tc>
@@ -1248,9 +1166,9 @@
               <w:right w:w="120" w:type="dxa"/>
             </w:tcMar>
           </w:tcPr>
-          <w:p ns2:paraId="73AC0988" ns2:textId="77777777">
-            <w:r>
-              <w:t xml:space="preserve">Semana ISO; la fecha de referencia es el lunes de esa semana</w:t>
+          <w:p>
+            <w:r>
+              <w:t>Semana ISO; la fecha de referencia es el lunes de esa semana</w:t>
             </w:r>
           </w:p>
         </w:tc>
@@ -1271,9 +1189,9 @@
               <w:right w:w="120" w:type="dxa"/>
             </w:tcMar>
           </w:tcPr>
-          <w:p ns2:paraId="29F6ACFB" ns2:textId="77777777">
-            <w:r>
-              <w:t xml:space="preserve">Sí (o bulletin)</w:t>
+          <w:p>
+            <w:r>
+              <w:t>Sí (o bulletin)</w:t>
             </w:r>
           </w:p>
         </w:tc>
@@ -1294,14 +1212,14 @@
               <w:right w:w="120" w:type="dxa"/>
             </w:tcMar>
           </w:tcPr>
-          <w:p ns2:paraId="7756D559" ns2:textId="77777777">
-            <w:r>
-              <w:t xml:space="preserve">-</w:t>
+          <w:p>
+            <w:r>
+              <w:t>-</w:t>
             </w:r>
           </w:p>
         </w:tc>
       </w:tr>
-      <w:tr ns2:paraId="5943B210" ns2:textId="77777777">
+      <w:tr>
         <w:tc>
           <w:tcPr>
             <w:tcW w:w="2167" w:type="dxa"/>
@@ -1319,9 +1237,9 @@
               <w:right w:w="120" w:type="dxa"/>
             </w:tcMar>
           </w:tcPr>
-          <w:p ns2:paraId="274456BA" ns2:textId="77777777">
-            <w:r>
-              <w:t xml:space="preserve">bulletin</w:t>
+          <w:p>
+            <w:r>
+              <w:t>bulletin</w:t>
             </w:r>
           </w:p>
         </w:tc>
@@ -1342,9 +1260,9 @@
               <w:right w:w="120" w:type="dxa"/>
             </w:tcMar>
           </w:tcPr>
-          <w:p ns2:paraId="03BFE475" ns2:textId="77777777">
-            <w:r>
-              <w:t xml:space="preserve">str</w:t>
+          <w:p>
+            <w:r>
+              <w:t>str</w:t>
             </w:r>
           </w:p>
         </w:tc>
@@ -1365,9 +1283,9 @@
               <w:right w:w="120" w:type="dxa"/>
             </w:tcMar>
           </w:tcPr>
-          <w:p ns2:paraId="73AC0988" ns2:textId="77777777">
-            <w:r>
-              <w:t xml:space="preserve">Alternativa a campaign+week: 'SEMANA {semana}/{año_fin}', donde año_fin es el SEGUNDO año de la campaña (SEMANA 46/2026 = semana 46 de 2025). No es el año impreso en el PDF del MAPA</w:t>
+          <w:p>
+            <w:r>
+              <w:t>Alternativa a campaign+week: 'SEMANA {semana}/{año_fin}', donde año_fin es el SEGUNDO año de la campaña (SEMANA 46/2026 = semana 46 de 2025). No es el año impreso en el PDF del MAPA</w:t>
             </w:r>
           </w:p>
         </w:tc>
@@ -1388,9 +1306,9 @@
               <w:right w:w="120" w:type="dxa"/>
             </w:tcMar>
           </w:tcPr>
-          <w:p ns2:paraId="29F6ACFB" ns2:textId="77777777">
-            <w:r>
-              <w:t xml:space="preserve">No</w:t>
+          <w:p>
+            <w:r>
+              <w:t>No</w:t>
             </w:r>
           </w:p>
         </w:tc>
@@ -1411,14 +1329,14 @@
               <w:right w:w="120" w:type="dxa"/>
             </w:tcMar>
           </w:tcPr>
-          <w:p ns2:paraId="7756D559" ns2:textId="77777777">
-            <w:r>
-              <w:t xml:space="preserve">Si vienen campaign+week, tienen prioridad</w:t>
+          <w:p>
+            <w:r>
+              <w:t>Si vienen campaign+week, tienen prioridad</w:t>
             </w:r>
           </w:p>
         </w:tc>
       </w:tr>
-      <w:tr ns2:paraId="5943B210" ns2:textId="77777777">
+      <w:tr>
         <w:tc>
           <w:tcPr>
             <w:tcW w:w="2167" w:type="dxa"/>
@@ -1436,9 +1354,9 @@
               <w:right w:w="120" w:type="dxa"/>
             </w:tcMar>
           </w:tcPr>
-          <w:p ns2:paraId="274456BA" ns2:textId="77777777">
-            <w:r>
-              <w:t xml:space="preserve">price_red</w:t>
+          <w:p>
+            <w:r>
+              <w:t>price_red</w:t>
             </w:r>
           </w:p>
         </w:tc>
@@ -1459,9 +1377,9 @@
               <w:right w:w="120" w:type="dxa"/>
             </w:tcMar>
           </w:tcPr>
-          <w:p ns2:paraId="03BFE475" ns2:textId="77777777">
-            <w:r>
-              <w:t xml:space="preserve">float (EUR/hl)</w:t>
+          <w:p>
+            <w:r>
+              <w:t>float (EUR/hl)</w:t>
             </w:r>
           </w:p>
         </w:tc>
@@ -1482,9 +1400,9 @@
               <w:right w:w="120" w:type="dxa"/>
             </w:tcMar>
           </w:tcPr>
-          <w:p ns2:paraId="73AC0988" ns2:textId="77777777">
-            <w:r>
-              <w:t xml:space="preserve">Precio medio nacional semanal del vino tinto a granel. Se aceptan también preciotinto, precio_blanco o price_white (se usa la primera presente, por ese orden)</w:t>
+          <w:p>
+            <w:r>
+              <w:t>Precio medio nacional semanal del vino tinto a granel. Se aceptan también preciotinto, precio_blanco o price_white (se usa la primera presente, por ese orden)</w:t>
             </w:r>
           </w:p>
         </w:tc>
@@ -1505,9 +1423,9 @@
               <w:right w:w="120" w:type="dxa"/>
             </w:tcMar>
           </w:tcPr>
-          <w:p ns2:paraId="29F6ACFB" ns2:textId="77777777">
-            <w:r>
-              <w:t xml:space="preserve">Sí</w:t>
+          <w:p>
+            <w:r>
+              <w:t>Sí</w:t>
             </w:r>
           </w:p>
         </w:tc>
@@ -1528,14 +1446,14 @@
               <w:right w:w="120" w:type="dxa"/>
             </w:tcMar>
           </w:tcPr>
-          <w:p ns2:paraId="7756D559" ns2:textId="77777777">
-            <w:r>
-              <w:t xml:space="preserve">-</w:t>
+          <w:p>
+            <w:r>
+              <w:t>-</w:t>
             </w:r>
           </w:p>
         </w:tc>
       </w:tr>
-      <w:tr ns2:paraId="5943B210" ns2:textId="77777777">
+      <w:tr>
         <w:tc>
           <w:tcPr>
             <w:tcW w:w="2167" w:type="dxa"/>
@@ -1553,9 +1471,9 @@
               <w:right w:w="120" w:type="dxa"/>
             </w:tcMar>
           </w:tcPr>
-          <w:p ns2:paraId="274456BA" ns2:textId="77777777">
-            <w:r>
-              <w:t xml:space="preserve">historial</w:t>
+          <w:p>
+            <w:r>
+              <w:t>historial</w:t>
             </w:r>
           </w:p>
         </w:tc>
@@ -1576,9 +1494,9 @@
               <w:right w:w="120" w:type="dxa"/>
             </w:tcMar>
           </w:tcPr>
-          <w:p ns2:paraId="03BFE475" ns2:textId="77777777">
-            <w:r>
-              <w:t xml:space="preserve">serie semanal</w:t>
+          <w:p>
+            <w:r>
+              <w:t>serie semanal</w:t>
             </w:r>
           </w:p>
         </w:tc>
@@ -1599,9 +1517,9 @@
               <w:right w:w="120" w:type="dxa"/>
             </w:tcMar>
           </w:tcPr>
-          <w:p ns2:paraId="73AC0988" ns2:textId="77777777">
-            <w:r>
-              <w:t xml:space="preserve">Mínimo 20 semanas válidas (ventana de Bollinger-20); por debajo se devuelve 422. Los 6 indicadores se calculan internamente y nunca se aceptan como entrada</w:t>
+          <w:p>
+            <w:r>
+              <w:t>Mínimo 20 semanas válidas (ventana de Bollinger-20); por debajo se devuelve 422. Los 6 indicadores se calculan internamente y nunca se aceptan como entrada</w:t>
             </w:r>
           </w:p>
         </w:tc>
@@ -1622,9 +1540,9 @@
               <w:right w:w="120" w:type="dxa"/>
             </w:tcMar>
           </w:tcPr>
-          <w:p ns2:paraId="29F6ACFB" ns2:textId="77777777">
-            <w:r>
-              <w:t xml:space="preserve">Sí</w:t>
+          <w:p>
+            <w:r>
+              <w:t>Sí</w:t>
             </w:r>
           </w:p>
         </w:tc>
@@ -1645,20 +1563,20 @@
               <w:right w:w="120" w:type="dxa"/>
             </w:tcMar>
           </w:tcPr>
-          <w:p ns2:paraId="7756D559" ns2:textId="77777777">
-            <w:r>
-              <w:t xml:space="preserve">-</w:t>
+          <w:p>
+            <w:r>
+              <w:t>-</w:t>
             </w:r>
           </w:p>
         </w:tc>
       </w:tr>
     </w:tbl>
-    <w:p ns2:paraId="2301E228" ns2:textId="43111ADC">
+    <w:p>
       <w:pPr>
-        <w:pStyle w:val="Descripcin"/>
+        <w:pStyle w:val="Caption"/>
         <w:jc w:val="center"/>
       </w:pPr>
-      <w:bookmarkStart w:id="9" w:name="_Toc233977641"/>
+      <w:bookmarkStart w:id="4" w:name="_Toc233977641"/>
       <w:r>
         <w:t xml:space="preserve">Tabla </w:t>
       </w:r>
@@ -1673,18 +1591,19 @@
       <w:r>
         <w:t xml:space="preserve"> Campos de entrada (inputs)</w:t>
       </w:r>
-      <w:bookmarkEnd w:id="9"/>
+      <w:bookmarkEnd w:id="4"/>
     </w:p>
-    <w:p ns2:paraId="1A4DD035" ns2:textId="77777777">
+    <w:p>
       <w:pPr>
-        <w:pStyle w:val="Ttulo1"/>
+        <w:pStyle w:val="Heading1"/>
         <w:jc w:val="left"/>
       </w:pPr>
-      <w:bookmarkStart w:id="10" w:name="_Toc233977725"/>
+      <w:bookmarkStart w:id="5" w:name="_Toc233977725"/>
       <w:r>
+        <w:lastRenderedPageBreak/>
         <w:t>3. Campos de salida (outputs)</w:t>
       </w:r>
-      <w:bookmarkEnd w:id="10"/>
+      <w:bookmarkEnd w:id="5"/>
     </w:p>
     <w:tbl>
       <w:tblPr>
@@ -1708,7 +1627,7 @@
         <w:gridCol w:w="1760"/>
         <w:gridCol w:w="1800"/>
       </w:tblGrid>
-      <w:tr ns2:paraId="74C19D16" ns2:textId="77777777">
+      <w:tr>
         <w:trPr>
           <w:tblHeader/>
         </w:trPr>
@@ -1729,7 +1648,7 @@
               <w:right w:w="120" w:type="dxa"/>
             </w:tcMar>
           </w:tcPr>
-          <w:p ns2:paraId="36393328" ns2:textId="77777777">
+          <w:p>
             <w:r>
               <w:rPr>
                 <w:b/>
@@ -1759,7 +1678,7 @@
               <w:right w:w="120" w:type="dxa"/>
             </w:tcMar>
           </w:tcPr>
-          <w:p ns2:paraId="4B6C5E52" ns2:textId="77777777">
+          <w:p>
             <w:r>
               <w:rPr>
                 <w:b/>
@@ -1789,7 +1708,7 @@
               <w:right w:w="120" w:type="dxa"/>
             </w:tcMar>
           </w:tcPr>
-          <w:p ns2:paraId="176B52FF" ns2:textId="77777777">
+          <w:p>
             <w:r>
               <w:rPr>
                 <w:b/>
@@ -1819,7 +1738,7 @@
               <w:right w:w="120" w:type="dxa"/>
             </w:tcMar>
           </w:tcPr>
-          <w:p ns2:paraId="0B5BC6FF" ns2:textId="77777777">
+          <w:p>
             <w:r>
               <w:rPr>
                 <w:b/>
@@ -1849,7 +1768,7 @@
               <w:right w:w="120" w:type="dxa"/>
             </w:tcMar>
           </w:tcPr>
-          <w:p ns2:paraId="5AEDED9E" ns2:textId="77777777">
+          <w:p>
             <w:r>
               <w:rPr>
                 <w:b/>
@@ -1863,7 +1782,7 @@
           </w:p>
         </w:tc>
       </w:tr>
-      <w:tr ns2:paraId="4B6C9425" ns2:textId="77777777">
+      <w:tr>
         <w:tc>
           <w:tcPr>
             <w:tcW w:w="2200" w:type="dxa"/>
@@ -1881,9 +1800,9 @@
               <w:right w:w="120" w:type="dxa"/>
             </w:tcMar>
           </w:tcPr>
-          <w:p ns2:paraId="4132C6A4" ns2:textId="77777777">
-            <w:r>
-              <w:t xml:space="preserve">pred_proba_up</w:t>
+          <w:p>
+            <w:r>
+              <w:t>pred_proba_up</w:t>
             </w:r>
           </w:p>
         </w:tc>
@@ -1904,9 +1823,9 @@
               <w:right w:w="120" w:type="dxa"/>
             </w:tcMar>
           </w:tcPr>
-          <w:p ns2:paraId="53FB4F47" ns2:textId="77777777">
-            <w:r>
-              <w:t xml:space="preserve">float</w:t>
+          <w:p>
+            <w:r>
+              <w:t>float</w:t>
             </w:r>
           </w:p>
         </w:tc>
@@ -1927,9 +1846,9 @@
               <w:right w:w="120" w:type="dxa"/>
             </w:tcMar>
           </w:tcPr>
-          <w:p ns2:paraId="6B1D3E7E" ns2:textId="77777777">
-            <w:r>
-              <w:t xml:space="preserve">Probabilidad de que mean(precio t+1..t+4) &gt; precio_t x 1,025</w:t>
+          <w:p>
+            <w:r>
+              <w:t>Probabilidad de que mean(precio t+1..t+4) &gt; precio_t x 1,025</w:t>
             </w:r>
           </w:p>
         </w:tc>
@@ -1950,9 +1869,9 @@
               <w:right w:w="120" w:type="dxa"/>
             </w:tcMar>
           </w:tcPr>
-          <w:p ns2:paraId="5BF35099" ns2:textId="77777777">
-            <w:r>
-              <w:t xml:space="preserve">0-1</w:t>
+          <w:p>
+            <w:r>
+              <w:t>0-1</w:t>
             </w:r>
           </w:p>
         </w:tc>
@@ -1973,14 +1892,14 @@
               <w:right w:w="120" w:type="dxa"/>
             </w:tcMar>
           </w:tcPr>
-          <w:p ns2:paraId="2067DBEB" ns2:textId="77777777">
-            <w:r>
-              <w:t xml:space="preserve">Cuanto más alta, más probable una subida relevante en el próximo mes</w:t>
+          <w:p>
+            <w:r>
+              <w:t>Cuanto más alta, más probable una subida relevante en el próximo mes</w:t>
             </w:r>
           </w:p>
         </w:tc>
       </w:tr>
-      <w:tr ns2:paraId="4B6C9425" ns2:textId="77777777">
+      <w:tr>
         <w:tc>
           <w:tcPr>
             <w:tcW w:w="2200" w:type="dxa"/>
@@ -1998,9 +1917,9 @@
               <w:right w:w="120" w:type="dxa"/>
             </w:tcMar>
           </w:tcPr>
-          <w:p ns2:paraId="4132C6A4" ns2:textId="77777777">
-            <w:r>
-              <w:t xml:space="preserve">alerta_subida</w:t>
+          <w:p>
+            <w:r>
+              <w:t>alerta_subida</w:t>
             </w:r>
           </w:p>
         </w:tc>
@@ -2021,9 +1940,9 @@
               <w:right w:w="120" w:type="dxa"/>
             </w:tcMar>
           </w:tcPr>
-          <w:p ns2:paraId="53FB4F47" ns2:textId="77777777">
-            <w:r>
-              <w:t xml:space="preserve">int (0/1)</w:t>
+          <w:p>
+            <w:r>
+              <w:t>int (0/1)</w:t>
             </w:r>
           </w:p>
         </w:tc>
@@ -2044,9 +1963,9 @@
               <w:right w:w="120" w:type="dxa"/>
             </w:tcMar>
           </w:tcPr>
-          <w:p ns2:paraId="6B1D3E7E" ns2:textId="77777777">
-            <w:r>
-              <w:t xml:space="preserve">1 si pred_proba_up &gt;= umbral de decisión</w:t>
+          <w:p>
+            <w:r>
+              <w:t>1 si pred_proba_up &gt;= umbral de decisión</w:t>
             </w:r>
           </w:p>
         </w:tc>
@@ -2067,9 +1986,9 @@
               <w:right w:w="120" w:type="dxa"/>
             </w:tcMar>
           </w:tcPr>
-          <w:p ns2:paraId="5BF35099" ns2:textId="77777777">
-            <w:r>
-              <w:t xml:space="preserve">0 / 1 (umbral 0,5 por defecto, el del código original; configurable en inline)</w:t>
+          <w:p>
+            <w:r>
+              <w:t>0 / 1 (umbral 0,5 por defecto, el del código original; configurable en inline)</w:t>
             </w:r>
           </w:p>
         </w:tc>
@@ -2090,14 +2009,14 @@
               <w:right w:w="120" w:type="dxa"/>
             </w:tcMar>
           </w:tcPr>
-          <w:p ns2:paraId="2067DBEB" ns2:textId="77777777">
-            <w:r>
-              <w:t xml:space="preserve">1 = alerta de subida; en test, el 58% de las alertas fueron falsas</w:t>
+          <w:p>
+            <w:r>
+              <w:t>1 = alerta de subida; en test, el 58% de las alertas fueron falsas</w:t>
             </w:r>
           </w:p>
         </w:tc>
       </w:tr>
-      <w:tr ns2:paraId="4B6C9425" ns2:textId="77777777">
+      <w:tr>
         <w:tc>
           <w:tcPr>
             <w:tcW w:w="2200" w:type="dxa"/>
@@ -2115,9 +2034,9 @@
               <w:right w:w="120" w:type="dxa"/>
             </w:tcMar>
           </w:tcPr>
-          <w:p ns2:paraId="4132C6A4" ns2:textId="77777777">
-            <w:r>
-              <w:t xml:space="preserve">fecha / campaign / week / price</w:t>
+          <w:p>
+            <w:r>
+              <w:t>fecha / campaign / week / price</w:t>
             </w:r>
           </w:p>
         </w:tc>
@@ -2138,9 +2057,9 @@
               <w:right w:w="120" w:type="dxa"/>
             </w:tcMar>
           </w:tcPr>
-          <w:p ns2:paraId="53FB4F47" ns2:textId="77777777">
-            <w:r>
-              <w:t xml:space="preserve">date / str / int / float</w:t>
+          <w:p>
+            <w:r>
+              <w:t>date / str / int / float</w:t>
             </w:r>
           </w:p>
         </w:tc>
@@ -2161,9 +2080,9 @@
               <w:right w:w="120" w:type="dxa"/>
             </w:tcMar>
           </w:tcPr>
-          <w:p ns2:paraId="6B1D3E7E" ns2:textId="77777777">
-            <w:r>
-              <w:t xml:space="preserve">Semana de referencia t de la predicción (no t+4) y su precio</w:t>
+          <w:p>
+            <w:r>
+              <w:t>Semana de referencia t de la predicción (no t+4) y su precio</w:t>
             </w:r>
           </w:p>
         </w:tc>
@@ -2184,9 +2103,9 @@
               <w:right w:w="120" w:type="dxa"/>
             </w:tcMar>
           </w:tcPr>
-          <w:p ns2:paraId="5BF35099" ns2:textId="77777777">
-            <w:r>
-              <w:t xml:space="preserve">-</w:t>
+          <w:p>
+            <w:r>
+              <w:t>-</w:t>
             </w:r>
           </w:p>
         </w:tc>
@@ -2207,14 +2126,14 @@
               <w:right w:w="120" w:type="dxa"/>
             </w:tcMar>
           </w:tcPr>
-          <w:p ns2:paraId="2067DBEB" ns2:textId="77777777">
-            <w:r>
-              <w:t xml:space="preserve">La alerta se refiere a las 4 semanas siguientes a esta fecha</w:t>
+          <w:p>
+            <w:r>
+              <w:t>La alerta se refiere a las 4 semanas siguientes a esta fecha</w:t>
             </w:r>
           </w:p>
         </w:tc>
       </w:tr>
-      <w:tr ns2:paraId="4B6C9425" ns2:textId="77777777">
+      <w:tr>
         <w:tc>
           <w:tcPr>
             <w:tcW w:w="2200" w:type="dxa"/>
@@ -2232,9 +2151,9 @@
               <w:right w:w="120" w:type="dxa"/>
             </w:tcMar>
           </w:tcPr>
-          <w:p ns2:paraId="4132C6A4" ns2:textId="77777777">
-            <w:r>
-              <w:t xml:space="preserve">xai_feature_values</w:t>
+          <w:p>
+            <w:r>
+              <w:t>xai_feature_values</w:t>
             </w:r>
           </w:p>
         </w:tc>
@@ -2255,9 +2174,9 @@
               <w:right w:w="120" w:type="dxa"/>
             </w:tcMar>
           </w:tcPr>
-          <w:p ns2:paraId="53FB4F47" ns2:textId="77777777">
-            <w:r>
-              <w:t xml:space="preserve">dict</w:t>
+          <w:p>
+            <w:r>
+              <w:t>dict</w:t>
             </w:r>
           </w:p>
         </w:tc>
@@ -2278,9 +2197,9 @@
               <w:right w:w="120" w:type="dxa"/>
             </w:tcMar>
           </w:tcPr>
-          <w:p ns2:paraId="6B1D3E7E" ns2:textId="77777777">
-            <w:r>
-              <w:t xml:space="preserve">Los 6 indicadores técnicos sin escalar usados en la predicción</w:t>
+          <w:p>
+            <w:r>
+              <w:t>Los 6 indicadores técnicos sin escalar usados en la predicción</w:t>
             </w:r>
           </w:p>
         </w:tc>
@@ -2301,9 +2220,9 @@
               <w:right w:w="120" w:type="dxa"/>
             </w:tcMar>
           </w:tcPr>
-          <w:p ns2:paraId="5BF35099" ns2:textId="77777777">
-            <w:r>
-              <w:t xml:space="preserve">-</w:t>
+          <w:p>
+            <w:r>
+              <w:t>-</w:t>
             </w:r>
           </w:p>
         </w:tc>
@@ -2324,20 +2243,20 @@
               <w:right w:w="120" w:type="dxa"/>
             </w:tcMar>
           </w:tcPr>
-          <w:p ns2:paraId="2067DBEB" ns2:textId="77777777">
-            <w:r>
-              <w:t xml:space="preserve">Entrada para el servicio de explicabilidad</w:t>
+          <w:p>
+            <w:r>
+              <w:t>Entrada para el servicio de explicabilidad</w:t>
             </w:r>
           </w:p>
         </w:tc>
       </w:tr>
     </w:tbl>
-    <w:p ns2:paraId="3CB96C1C" ns2:textId="58E5926D">
+    <w:p>
       <w:pPr>
-        <w:pStyle w:val="Descripcin"/>
+        <w:pStyle w:val="Caption"/>
         <w:jc w:val="center"/>
       </w:pPr>
-      <w:bookmarkStart w:id="11" w:name="_Toc233977642"/>
+      <w:bookmarkStart w:id="6" w:name="_Toc233977642"/>
       <w:r>
         <w:t xml:space="preserve">Tabla </w:t>
       </w:r>
@@ -2352,18 +2271,18 @@
       <w:r>
         <w:t xml:space="preserve"> Campos de salida (outputs)</w:t>
       </w:r>
-      <w:bookmarkEnd w:id="11"/>
+      <w:bookmarkEnd w:id="6"/>
     </w:p>
-    <w:p ns2:paraId="30754C35" ns2:textId="77777777">
+    <w:p>
       <w:pPr>
-        <w:pStyle w:val="Ttulo1"/>
+        <w:pStyle w:val="Heading1"/>
         <w:jc w:val="left"/>
       </w:pPr>
-      <w:bookmarkStart w:id="12" w:name="_Toc233977726"/>
+      <w:bookmarkStart w:id="7" w:name="_Toc233977726"/>
       <w:r>
         <w:t>4. Métricas de evaluación</w:t>
       </w:r>
-      <w:bookmarkEnd w:id="12"/>
+      <w:bookmarkEnd w:id="7"/>
     </w:p>
     <w:tbl>
       <w:tblPr>
@@ -2385,7 +2304,7 @@
         <w:gridCol w:w="2340"/>
         <w:gridCol w:w="2340"/>
       </w:tblGrid>
-      <w:tr ns2:paraId="663A768A" ns2:textId="77777777">
+      <w:tr>
         <w:trPr>
           <w:tblHeader/>
         </w:trPr>
@@ -2406,7 +2325,7 @@
               <w:right w:w="120" w:type="dxa"/>
             </w:tcMar>
           </w:tcPr>
-          <w:p ns2:paraId="1EF96586" ns2:textId="77777777">
+          <w:p>
             <w:r>
               <w:rPr>
                 <w:b/>
@@ -2436,7 +2355,7 @@
               <w:right w:w="120" w:type="dxa"/>
             </w:tcMar>
           </w:tcPr>
-          <w:p ns2:paraId="60B8781B" ns2:textId="77777777">
+          <w:p>
             <w:r>
               <w:rPr>
                 <w:b/>
@@ -2466,7 +2385,7 @@
               <w:right w:w="120" w:type="dxa"/>
             </w:tcMar>
           </w:tcPr>
-          <w:p ns2:paraId="1FE48704" ns2:textId="77777777">
+          <w:p>
             <w:r>
               <w:rPr>
                 <w:b/>
@@ -2496,7 +2415,7 @@
               <w:right w:w="120" w:type="dxa"/>
             </w:tcMar>
           </w:tcPr>
-          <w:p ns2:paraId="1D1C6AD0" ns2:textId="77777777">
+          <w:p>
             <w:r>
               <w:rPr>
                 <w:b/>
@@ -2510,7 +2429,7 @@
           </w:p>
         </w:tc>
       </w:tr>
-      <w:tr ns2:paraId="66471EDA" ns2:textId="77777777">
+      <w:tr>
         <w:tc>
           <w:tcPr>
             <w:tcW w:w="2340" w:type="dxa"/>
@@ -2528,9 +2447,9 @@
               <w:right w:w="120" w:type="dxa"/>
             </w:tcMar>
           </w:tcPr>
-          <w:p ns2:paraId="631A7871" ns2:textId="77777777">
-            <w:r>
-              <w:t xml:space="preserve">Test hold-out — declarado por el equipo de IA (memoria v1.10, Tabla 6)</w:t>
+          <w:p>
+            <w:r>
+              <w:t>Test hold-out — declarado por el equipo de IA (memoria v1.10, Tabla 6)</w:t>
             </w:r>
           </w:p>
         </w:tc>
@@ -2551,9 +2470,17 @@
               <w:right w:w="120" w:type="dxa"/>
             </w:tcMar>
           </w:tcPr>
-          <w:p ns2:paraId="098B665D" ns2:textId="77777777">
-            <w:r>
-              <w:t xml:space="preserve">AUC-ROC 0,8438; F1 0,593; Precision 0,421; Recall 1,000; Accuracy 0,542</w:t>
+          <w:p>
+            <w:pPr>
+              <w:rPr>
+                <w:lang w:val="en-US"/>
+              </w:rPr>
+            </w:pPr>
+            <w:r>
+              <w:rPr>
+                <w:lang w:val="en-US"/>
+              </w:rPr>
+              <w:t>AUC-ROC 0,8438; F1 0,593; Precision 0,421; Recall 1,000; Accuracy 0,542</w:t>
             </w:r>
           </w:p>
         </w:tc>
@@ -2574,9 +2501,9 @@
               <w:right w:w="120" w:type="dxa"/>
             </w:tcMar>
           </w:tcPr>
-          <w:p ns2:paraId="43E2B30F" ns2:textId="77777777">
-            <w:r>
-              <w:t xml:space="preserve">Últimas 24 semanas (19/05/2025-27/10/2025), 8 subidas reales</w:t>
+          <w:p>
+            <w:r>
+              <w:t>Últimas 24 semanas (19/05/2025-27/10/2025), 8 subidas reales</w:t>
             </w:r>
           </w:p>
         </w:tc>
@@ -2597,14 +2524,18 @@
               <w:right w:w="120" w:type="dxa"/>
             </w:tcMar>
           </w:tcPr>
-          <w:p ns2:paraId="6AFC25E8" ns2:textId="77777777">
-            <w:r>
-              <w:t xml:space="preserve">Cumple los objetivos de la memoria (AUC &gt;= 0,70; F1 &gt;= 0,50; Recall &gt;= 0,65), pero la memoria lo califica de límite superior en un periodo favorable (33% de positivos frente al 20% en CV)</w:t>
+          <w:p>
+            <w:r>
+              <w:t xml:space="preserve">Cumple los objetivos de la memoria (AUC &gt;= 0,70; F1 &gt;= 0,50; Recall &gt;= 0,65), pero la memoria lo califica de límite superior en un </w:t>
+            </w:r>
+            <w:r>
+              <w:lastRenderedPageBreak/>
+              <w:t>periodo favorable (33% de positivos frente al 20% en CV)</w:t>
             </w:r>
           </w:p>
         </w:tc>
       </w:tr>
-      <w:tr ns2:paraId="66471EDA" ns2:textId="77777777">
+      <w:tr>
         <w:tc>
           <w:tcPr>
             <w:tcW w:w="2340" w:type="dxa"/>
@@ -2622,9 +2553,9 @@
               <w:right w:w="120" w:type="dxa"/>
             </w:tcMar>
           </w:tcPr>
-          <w:p ns2:paraId="631A7871" ns2:textId="77777777">
-            <w:r>
-              <w:t xml:space="preserve">Validación cruzada walk-forward — declarado (memoria v1.10, Tablas 4-5)</w:t>
+          <w:p>
+            <w:r>
+              <w:t>Validación cruzada walk-forward — declarado (memoria v1.10, Tablas 4-5)</w:t>
             </w:r>
           </w:p>
         </w:tc>
@@ -2645,9 +2576,9 @@
               <w:right w:w="120" w:type="dxa"/>
             </w:tcMar>
           </w:tcPr>
-          <w:p ns2:paraId="098B665D" ns2:textId="77777777">
-            <w:r>
-              <w:t xml:space="preserve">AUC-ROC 0,656 ± 0,270; F1 0,171; Precision 0,321; Recall 0,290; Accuracy 0,659 (recalculada: 0,660)</w:t>
+          <w:p>
+            <w:r>
+              <w:t>AUC-ROC 0,656 ± 0,270; F1 0,171; Precision 0,321; Recall 0,290; Accuracy 0,659 (recalculada: 0,660)</w:t>
             </w:r>
           </w:p>
         </w:tc>
@@ -2668,9 +2599,9 @@
               <w:right w:w="120" w:type="dxa"/>
             </w:tcMar>
           </w:tcPr>
-          <w:p ns2:paraId="43E2B30F" ns2:textId="77777777">
-            <w:r>
-              <w:t xml:space="preserve">5 folds sobre las 126 semanas de desarrollo</w:t>
+          <w:p>
+            <w:r>
+              <w:t>5 folds sobre las 126 semanas de desarrollo</w:t>
             </w:r>
           </w:p>
         </w:tc>
@@ -2691,14 +2622,14 @@
               <w:right w:w="120" w:type="dxa"/>
             </w:tcMar>
           </w:tcPr>
-          <w:p ns2:paraId="6AFC25E8" ns2:textId="77777777">
-            <w:r>
-              <w:t xml:space="preserve">NO cumple ninguno de los tres criterios de éxito; alta variabilidad entre folds (AUC 0,27-0,90)</w:t>
+          <w:p>
+            <w:r>
+              <w:t>NO cumple ninguno de los tres criterios de éxito; alta variabilidad entre folds (AUC 0,27-0,90)</w:t>
             </w:r>
           </w:p>
         </w:tc>
       </w:tr>
-      <w:tr ns2:paraId="66471EDA" ns2:textId="77777777">
+      <w:tr>
         <w:tc>
           <w:tcPr>
             <w:tcW w:w="2340" w:type="dxa"/>
@@ -2716,9 +2647,9 @@
               <w:right w:w="120" w:type="dxa"/>
             </w:tcMar>
           </w:tcPr>
-          <w:p ns2:paraId="631A7871" ns2:textId="77777777">
-            <w:r>
-              <w:t xml:space="preserve">Resultado verificado tras integración (golden dataset, 24 casos vía API)</w:t>
+          <w:p>
+            <w:r>
+              <w:t>Resultado verificado tras integración (golden dataset, 24 casos vía API)</w:t>
             </w:r>
           </w:p>
         </w:tc>
@@ -2739,9 +2670,9 @@
               <w:right w:w="120" w:type="dxa"/>
             </w:tcMar>
           </w:tcPr>
-          <w:p ns2:paraId="098B665D" ns2:textId="77777777">
-            <w:r>
-              <w:t xml:space="preserve">AUC 0,8438; F1 0,5926; Precision 0,4211; Recall 1,0; Accuracy 0,5417 — 5/5 métricas dentro de tolerancia (±0,0005)</w:t>
+          <w:p>
+            <w:r>
+              <w:t>AUC 0,8438; F1 0,5926; Precision 0,4211; Recall 1,0; Accuracy 0,5417 — 5/5 métricas dentro de tolerancia (±0,0005)</w:t>
             </w:r>
           </w:p>
         </w:tc>
@@ -2762,9 +2693,9 @@
               <w:right w:w="120" w:type="dxa"/>
             </w:tcMar>
           </w:tcPr>
-          <w:p ns2:paraId="43E2B30F" ns2:textId="77777777">
-            <w:r>
-              <w:t xml:space="preserve">/predict real sobre cada semana del hold-out; matriz de confusión TP 8 · FP 11 · TN 5 · FN 0</w:t>
+          <w:p>
+            <w:r>
+              <w:t>/predict real sobre cada semana del hold-out; matriz de confusión TP 8 · FP 11 · TN 5 · FN 0</w:t>
             </w:r>
           </w:p>
         </w:tc>
@@ -2785,14 +2716,14 @@
               <w:right w:w="120" w:type="dxa"/>
             </w:tcMar>
           </w:tcPr>
-          <w:p ns2:paraId="6AFC25E8" ns2:textId="77777777">
-            <w:r>
-              <w:t xml:space="preserve">El plugin reproduce exactamente la Tabla 6; probabilidades idénticas al código original (diferencia &lt;= 1e-16) en 24/24 casos</w:t>
+          <w:p>
+            <w:r>
+              <w:t>El plugin reproduce exactamente la Tabla 6; probabilidades idénticas al código original (diferencia &lt;= 1e-16) en 24/24 casos</w:t>
             </w:r>
           </w:p>
         </w:tc>
       </w:tr>
-      <w:tr ns2:paraId="66471EDA" ns2:textId="77777777">
+      <w:tr>
         <w:tc>
           <w:tcPr>
             <w:tcW w:w="2340" w:type="dxa"/>
@@ -2810,9 +2741,9 @@
               <w:right w:w="120" w:type="dxa"/>
             </w:tcMar>
           </w:tcPr>
-          <w:p ns2:paraId="631A7871" ns2:textId="77777777">
-            <w:r>
-              <w:t xml:space="preserve">Golden dataset — etiqueta por caso frente al target real</w:t>
+          <w:p>
+            <w:r>
+              <w:t>Golden dataset — etiqueta por caso frente al target real</w:t>
             </w:r>
           </w:p>
         </w:tc>
@@ -2833,9 +2764,9 @@
               <w:right w:w="120" w:type="dxa"/>
             </w:tcMar>
           </w:tcPr>
-          <w:p ns2:paraId="098B665D" ns2:textId="77777777">
-            <w:r>
-              <w:t xml:space="preserve">13/24 aciertos; 11/24 falsos positivos; 0 falsos negativos</w:t>
+          <w:p>
+            <w:r>
+              <w:t>13/24 aciertos; 11/24 falsos positivos; 0 falsos negativos</w:t>
             </w:r>
           </w:p>
         </w:tc>
@@ -2856,9 +2787,9 @@
               <w:right w:w="120" w:type="dxa"/>
             </w:tcMar>
           </w:tcPr>
-          <w:p ns2:paraId="43E2B30F" ns2:textId="77777777">
-            <w:r>
-              <w:t xml:space="preserve">Los 11 fallos son los falsos positivos ya declarados en la Tabla 6, no errores de integración</w:t>
+          <w:p>
+            <w:r>
+              <w:t>Los 11 fallos son los falsos positivos ya declarados en la Tabla 6, no errores de integración</w:t>
             </w:r>
           </w:p>
         </w:tc>
@@ -2879,14 +2810,14 @@
               <w:right w:w="120" w:type="dxa"/>
             </w:tcMar>
           </w:tcPr>
-          <w:p ns2:paraId="6AFC25E8" ns2:textId="77777777">
-            <w:r>
-              <w:t xml:space="preserve">Detecta todas las subidas, pero 11 de 19 alertas fueron falsas en el periodo de test</w:t>
+          <w:p>
+            <w:r>
+              <w:t>Detecta todas las subidas, pero 11 de 19 alertas fueron falsas en el periodo de test</w:t>
             </w:r>
           </w:p>
         </w:tc>
       </w:tr>
-      <w:tr ns2:paraId="66471EDA" ns2:textId="77777777">
+      <w:tr>
         <w:tc>
           <w:tcPr>
             <w:tcW w:w="2340" w:type="dxa"/>
@@ -2904,9 +2835,9 @@
               <w:right w:w="120" w:type="dxa"/>
             </w:tcMar>
           </w:tcPr>
-          <w:p ns2:paraId="631A7871" ns2:textId="77777777">
-            <w:r>
-              <w:t xml:space="preserve">Reproducibilidad del entrenamiento (verificado)</w:t>
+          <w:p>
+            <w:r>
+              <w:t>Reproducibilidad del entrenamiento (verificado)</w:t>
             </w:r>
           </w:p>
         </w:tc>
@@ -2927,9 +2858,9 @@
               <w:right w:w="120" w:type="dxa"/>
             </w:tcMar>
           </w:tcPr>
-          <w:p ns2:paraId="098B665D" ns2:textId="77777777">
-            <w:r>
-              <w:t xml:space="preserve">Coeficientes idénticos al artefacto entregado; /train del plugin: mismas métricas de CV y hold-out</w:t>
+          <w:p>
+            <w:r>
+              <w:t>Coeficientes idénticos al artefacto entregado; /train del plugin: mismas métricas de CV y hold-out</w:t>
             </w:r>
           </w:p>
         </w:tc>
@@ -2950,9 +2881,9 @@
               <w:right w:w="120" w:type="dxa"/>
             </w:tcMar>
           </w:tcPr>
-          <w:p ns2:paraId="43E2B30F" ns2:textId="77777777">
-            <w:r>
-              <w:t xml:space="preserve">Reentrenamiento con el código original (sklearn 1.3.2) y con el plugin (sklearn 1.5.2)</w:t>
+          <w:p>
+            <w:r>
+              <w:t>Reentrenamiento con el código original (sklearn 1.3.2) y con el plugin (sklearn 1.5.2)</w:t>
             </w:r>
           </w:p>
         </w:tc>
@@ -2973,20 +2904,20 @@
               <w:right w:w="120" w:type="dxa"/>
             </w:tcMar>
           </w:tcPr>
-          <w:p ns2:paraId="6AFC25E8" ns2:textId="77777777">
-            <w:r>
-              <w:t xml:space="preserve">El artefacto es reproducible a partir de los datos y el código entregados</w:t>
+          <w:p>
+            <w:r>
+              <w:t>El artefacto es reproducible a partir de los datos y el código entregados</w:t>
             </w:r>
           </w:p>
         </w:tc>
       </w:tr>
     </w:tbl>
-    <w:p ns2:paraId="1A7F9A77" ns2:textId="4488DBEE">
+    <w:p>
       <w:pPr>
-        <w:pStyle w:val="Descripcin"/>
+        <w:pStyle w:val="Caption"/>
         <w:jc w:val="center"/>
       </w:pPr>
-      <w:bookmarkStart w:id="13" w:name="_Toc233977643"/>
+      <w:bookmarkStart w:id="8" w:name="_Toc233977643"/>
       <w:r>
         <w:t xml:space="preserve">Tabla </w:t>
       </w:r>
@@ -3001,19 +2932,19 @@
       <w:r>
         <w:t xml:space="preserve"> Métricas de evaluación</w:t>
       </w:r>
-      <w:bookmarkEnd w:id="13"/>
+      <w:bookmarkEnd w:id="8"/>
     </w:p>
-    <w:p ns2:paraId="2C5581FA" ns2:textId="77777777">
+    <w:p>
       <w:pPr>
-        <w:pStyle w:val="Ttulo1"/>
+        <w:pStyle w:val="Heading1"/>
         <w:jc w:val="left"/>
       </w:pPr>
-      <w:bookmarkStart w:id="14" w:name="_Toc233977727"/>
+      <w:bookmarkStart w:id="9" w:name="_Toc233977727"/>
       <w:r>
         <w:lastRenderedPageBreak/>
         <w:t>5. Limitaciones conocidas</w:t>
       </w:r>
-      <w:bookmarkEnd w:id="14"/>
+      <w:bookmarkEnd w:id="9"/>
     </w:p>
     <w:tbl>
       <w:tblPr>
@@ -3034,7 +2965,7 @@
         <w:gridCol w:w="3120"/>
         <w:gridCol w:w="6240"/>
       </w:tblGrid>
-      <w:tr ns2:paraId="5ACF6CCD" ns2:textId="77777777">
+      <w:tr>
         <w:trPr>
           <w:tblHeader/>
         </w:trPr>
@@ -3055,7 +2986,7 @@
               <w:right w:w="120" w:type="dxa"/>
             </w:tcMar>
           </w:tcPr>
-          <w:p ns2:paraId="676816E1" ns2:textId="77777777">
+          <w:p>
             <w:r>
               <w:rPr>
                 <w:b/>
@@ -3085,7 +3016,7 @@
               <w:right w:w="120" w:type="dxa"/>
             </w:tcMar>
           </w:tcPr>
-          <w:p ns2:paraId="1F42A562" ns2:textId="77777777">
+          <w:p>
             <w:r>
               <w:rPr>
                 <w:b/>
@@ -3099,7 +3030,7 @@
           </w:p>
         </w:tc>
       </w:tr>
-      <w:tr ns2:paraId="221304F4" ns2:textId="77777777">
+      <w:tr>
         <w:tc>
           <w:tcPr>
             <w:tcW w:w="3120" w:type="dxa"/>
@@ -3117,9 +3048,9 @@
               <w:right w:w="120" w:type="dxa"/>
             </w:tcMar>
           </w:tcPr>
-          <w:p ns2:paraId="26419EF2" ns2:textId="77777777">
-            <w:r>
-              <w:t xml:space="preserve">Rendimiento dependiente del régimen de mercado</w:t>
+          <w:p>
+            <w:r>
+              <w:t>Rendimiento dependiente del régimen de mercado</w:t>
             </w:r>
           </w:p>
         </w:tc>
@@ -3140,14 +3071,14 @@
               <w:right w:w="120" w:type="dxa"/>
             </w:tcMar>
           </w:tcPr>
-          <w:p ns2:paraId="3E7B7A63" ns2:textId="77777777">
-            <w:r>
-              <w:t xml:space="preserve">En validación cruzada no se alcanzan los criterios de éxito (AUC 0,656, F1 0,171). Solo se cumplen en el hold-out de 2025, con volatilidad doble y más subidas que el histórico. La propia memoria espera en operación AUC 0,72-0,89 y F1 0,19-0,33.</w:t>
+          <w:p>
+            <w:r>
+              <w:t>En validación cruzada no se alcanzan los criterios de éxito (AUC 0,656, F1 0,171). Solo se cumplen en el hold-out de 2025, con volatilidad doble y más subidas que el histórico. La propia memoria espera en operación AUC 0,72-0,89 y F1 0,19-0,33.</w:t>
             </w:r>
           </w:p>
         </w:tc>
       </w:tr>
-      <w:tr ns2:paraId="221304F4" ns2:textId="77777777">
+      <w:tr>
         <w:tc>
           <w:tcPr>
             <w:tcW w:w="3120" w:type="dxa"/>
@@ -3165,9 +3096,9 @@
               <w:right w:w="120" w:type="dxa"/>
             </w:tcMar>
           </w:tcPr>
-          <w:p ns2:paraId="26419EF2" ns2:textId="77777777">
-            <w:r>
-              <w:t xml:space="preserve">Muchas falsas alarmas</w:t>
+          <w:p>
+            <w:r>
+              <w:t>Muchas falsas alarmas</w:t>
             </w:r>
           </w:p>
         </w:tc>
@@ -3188,14 +3119,14 @@
               <w:right w:w="120" w:type="dxa"/>
             </w:tcMar>
           </w:tcPr>
-          <w:p ns2:paraId="3E7B7A63" ns2:textId="77777777">
-            <w:r>
-              <w:t xml:space="preserve">Con el umbral 0,5 del código original, el modelo alertó en 19 de 24 semanas de test y 11 de esas alertas fueron falsas (Precision 0,42). Recall 1,0 no implica precisión.</w:t>
+          <w:p>
+            <w:r>
+              <w:t>Con el umbral 0,5 del código original, el modelo alertó en 19 de 24 semanas de test y 11 de esas alertas fueron falsas (Precision 0,42). Recall 1,0 no implica precisión.</w:t>
             </w:r>
           </w:p>
         </w:tc>
       </w:tr>
-      <w:tr ns2:paraId="221304F4" ns2:textId="77777777">
+      <w:tr>
         <w:tc>
           <w:tcPr>
             <w:tcW w:w="3120" w:type="dxa"/>
@@ -3213,9 +3144,9 @@
               <w:right w:w="120" w:type="dxa"/>
             </w:tcMar>
           </w:tcPr>
-          <w:p ns2:paraId="26419EF2" ns2:textId="77777777">
-            <w:r>
-              <w:t xml:space="preserve">Dataset corto y sin variables exógenas</w:t>
+          <w:p>
+            <w:r>
+              <w:t>Dataset corto y sin variables exógenas</w:t>
             </w:r>
           </w:p>
         </w:tc>
@@ -3236,14 +3167,14 @@
               <w:right w:w="120" w:type="dxa"/>
             </w:tcMar>
           </w:tcPr>
-          <w:p ns2:paraId="3E7B7A63" ns2:textId="77777777">
-            <w:r>
-              <w:t xml:space="preserve">173 semanas (ago-2022 a nov-2025), 150 observaciones con target y solo el propio precio como señal. No hay clima, demanda internacional ni costes de insumos.</w:t>
+          <w:p>
+            <w:r>
+              <w:t>173 semanas (ago-2022 a nov-2025), 150 observaciones con target y solo el propio precio como señal. No hay clima, demanda internacional ni costes de insumos.</w:t>
             </w:r>
           </w:p>
         </w:tc>
       </w:tr>
-      <w:tr ns2:paraId="221304F4" ns2:textId="77777777">
+      <w:tr>
         <w:tc>
           <w:tcPr>
             <w:tcW w:w="3120" w:type="dxa"/>
@@ -3261,9 +3192,9 @@
               <w:right w:w="120" w:type="dxa"/>
             </w:tcMar>
           </w:tcPr>
-          <w:p ns2:paraId="26419EF2" ns2:textId="77777777">
-            <w:r>
-              <w:t xml:space="preserve">Título RNN frente a modelo servido</w:t>
+          <w:p>
+            <w:r>
+              <w:t>Título RNN frente a modelo servido</w:t>
             </w:r>
           </w:p>
         </w:tc>
@@ -3284,14 +3215,14 @@
               <w:right w:w="120" w:type="dxa"/>
             </w:tcMar>
           </w:tcPr>
-          <w:p ns2:paraId="3E7B7A63" ns2:textId="77777777">
-            <w:r>
-              <w:t xml:space="preserve">El modelo en producción es una Regresión Logística. GRU y ensemble GRU+LogReg son experimentales, no tienen artefacto y no están integrados.</w:t>
+          <w:p>
+            <w:r>
+              <w:t>El modelo en producción es una Regresión Logística. GRU y ensemble GRU+LogReg son experimentales, no tienen artefacto y no están integrados.</w:t>
             </w:r>
           </w:p>
         </w:tc>
       </w:tr>
-      <w:tr ns2:paraId="221304F4" ns2:textId="77777777">
+      <w:tr>
         <w:tc>
           <w:tcPr>
             <w:tcW w:w="3120" w:type="dxa"/>
@@ -3309,9 +3240,9 @@
               <w:right w:w="120" w:type="dxa"/>
             </w:tcMar>
           </w:tcPr>
-          <w:p ns2:paraId="26419EF2" ns2:textId="77777777">
-            <w:r>
-              <w:t xml:space="preserve">Convención del campo bulletin</w:t>
+          <w:p>
+            <w:r>
+              <w:t>Convención del campo bulletin</w:t>
             </w:r>
           </w:p>
         </w:tc>
@@ -3332,14 +3263,14 @@
               <w:right w:w="120" w:type="dxa"/>
             </w:tcMar>
           </w:tcPr>
-          <w:p ns2:paraId="3E7B7A63" ns2:textId="77777777">
-            <w:r>
-              <w:t xml:space="preserve">El año de 'SEMANA n/AAAA' es el segundo año de la campaña, no el del boletín oficial. Copiar el año del PDF del MAPA desplaza las fechas un año sin error visible.</w:t>
+          <w:p>
+            <w:r>
+              <w:t>El año de 'SEMANA n/AAAA' es el segundo año de la campaña, no el del boletín oficial. Copiar el año del PDF del MAPA desplaza las fechas un año sin error visible.</w:t>
             </w:r>
           </w:p>
         </w:tc>
       </w:tr>
-      <w:tr ns2:paraId="221304F4" ns2:textId="77777777">
+      <w:tr>
         <w:tc>
           <w:tcPr>
             <w:tcW w:w="3120" w:type="dxa"/>
@@ -3357,9 +3288,9 @@
               <w:right w:w="120" w:type="dxa"/>
             </w:tcMar>
           </w:tcPr>
-          <w:p ns2:paraId="26419EF2" ns2:textId="77777777">
-            <w:r>
-              <w:t xml:space="preserve">Sin validación de huecos ni duplicados</w:t>
+          <w:p>
+            <w:r>
+              <w:t>Sin validación de huecos ni duplicados</w:t>
             </w:r>
           </w:p>
         </w:tc>
@@ -3380,14 +3311,14 @@
               <w:right w:w="120" w:type="dxa"/>
             </w:tcMar>
           </w:tcPr>
-          <w:p ns2:paraId="3E7B7A63" ns2:textId="77777777">
-            <w:r>
-              <w:t xml:space="preserve">Los indicadores se calculan por filas: una serie con semanas ausentes produce features erróneas sin aviso (comportamiento heredado del código original).</w:t>
+          <w:p>
+            <w:r>
+              <w:t>Los indicadores se calculan por filas: una serie con semanas ausentes produce features erróneas sin aviso (comportamiento heredado del código original).</w:t>
             </w:r>
           </w:p>
         </w:tc>
       </w:tr>
-      <w:tr ns2:paraId="221304F4" ns2:textId="77777777">
+      <w:tr>
         <w:tc>
           <w:tcPr>
             <w:tcW w:w="3120" w:type="dxa"/>
@@ -3405,9 +3336,9 @@
               <w:right w:w="120" w:type="dxa"/>
             </w:tcMar>
           </w:tcPr>
-          <w:p ns2:paraId="26419EF2" ns2:textId="77777777">
-            <w:r>
-              <w:t xml:space="preserve">Solo vino tinto en el artefacto</w:t>
+          <w:p>
+            <w:r>
+              <w:t>Solo vino tinto en el artefacto</w:t>
             </w:r>
           </w:p>
         </w:tc>
@@ -3428,14 +3359,14 @@
               <w:right w:w="120" w:type="dxa"/>
             </w:tcMar>
           </w:tcPr>
-          <w:p ns2:paraId="3E7B7A63" ns2:textId="77777777">
-            <w:r>
-              <w:t xml:space="preserve">El pipeline acepta series de vino blanco, pero el artefacto servido se entrenó solo con price_red. Para blanco hay que reentrenar.</w:t>
+          <w:p>
+            <w:r>
+              <w:t>El pipeline acepta series de vino blanco, pero el artefacto servido se entrenó solo con price_red. Para blanco hay que reentrenar.</w:t>
             </w:r>
           </w:p>
         </w:tc>
       </w:tr>
-      <w:tr ns2:paraId="221304F4" ns2:textId="77777777">
+      <w:tr>
         <w:tc>
           <w:tcPr>
             <w:tcW w:w="3120" w:type="dxa"/>
@@ -3453,9 +3384,9 @@
               <w:right w:w="120" w:type="dxa"/>
             </w:tcMar>
           </w:tcPr>
-          <w:p ns2:paraId="26419EF2" ns2:textId="77777777">
-            <w:r>
-              <w:t xml:space="preserve">Versiones de librerías</w:t>
+          <w:p>
+            <w:r>
+              <w:t>Versiones de librerías</w:t>
             </w:r>
           </w:p>
         </w:tc>
@@ -3476,20 +3407,20 @@
               <w:right w:w="120" w:type="dxa"/>
             </w:tcMar>
           </w:tcPr>
-          <w:p ns2:paraId="3E7B7A63" ns2:textId="77777777">
-            <w:r>
-              <w:t xml:space="preserve">Artefactos serializados con scikit-learn 1.3.2 y servidos con 1.5.2: aviso de versión al cargar, sin impacto numérico (verificado).</w:t>
+          <w:p>
+            <w:r>
+              <w:t>Artefactos serializados con scikit-learn 1.3.2 y servidos con 1.5.2: aviso de versión al cargar, sin impacto numérico (verificado).</w:t>
             </w:r>
           </w:p>
         </w:tc>
       </w:tr>
     </w:tbl>
-    <w:p ns2:paraId="23E22C97" ns2:textId="02183EA3">
+    <w:p>
       <w:pPr>
-        <w:pStyle w:val="Descripcin"/>
+        <w:pStyle w:val="Caption"/>
         <w:jc w:val="center"/>
       </w:pPr>
-      <w:bookmarkStart w:id="15" w:name="_Toc233977644"/>
+      <w:bookmarkStart w:id="10" w:name="_Toc233977644"/>
       <w:r>
         <w:t xml:space="preserve">Tabla </w:t>
       </w:r>
@@ -3504,45 +3435,44 @@
       <w:r>
         <w:t xml:space="preserve"> Limitaciones conocidas</w:t>
       </w:r>
-      <w:bookmarkEnd w:id="15"/>
+      <w:bookmarkEnd w:id="10"/>
     </w:p>
-    <w:p ns2:paraId="36D55773" ns2:textId="77777777">
+    <w:p>
       <w:pPr>
-        <w:pStyle w:val="Ttulo1"/>
+        <w:pStyle w:val="Heading1"/>
         <w:jc w:val="left"/>
       </w:pPr>
-      <w:bookmarkStart w:id="16" w:name="_Toc233977728"/>
+      <w:bookmarkStart w:id="11" w:name="_Toc233977728"/>
       <w:r>
         <w:t>6. Observaciones técnicas</w:t>
       </w:r>
-      <w:bookmarkEnd w:id="16"/>
+      <w:bookmarkEnd w:id="11"/>
     </w:p>
-    <w:p ns2:paraId="3188B244" ns2:textId="77777777">
+    <w:p>
       <w:pPr>
         <w:jc w:val="both"/>
       </w:pPr>
       <w:r>
-        <w:t xml:space="preserve">Solo CPU; inferencia en milisegundos y reentrenamiento completo en &lt; 1 s (memoria: 6,4 s de entrenamiento y 1,4 s de evaluación en un i7-13700H). Artefactos &lt; 5 KB. Requiere scikit-learn (pin del repo 1.5.2), pandas, numpy y joblib; xgboost solo para /train. Requisito operativo: al menos 20 semanas de histórico continuo. La memoria recomienda monitorizar con métricas rolling y revisar return_threshold (analyze_threshold) antes de cada reentrenamiento. Verificación: flake8 0, pylint 10/10, pytest 547/547.</w:t>
+        <w:t>Solo CPU; inferencia en milisegundos y reentrenamiento completo en &lt; 1 s (memoria: 6,4 s de entrenamiento y 1,4 s de evaluación en un i7-13700H). Artefactos &lt; 5 KB. Requiere scikit-learn (pin del repo 1.5.2), pandas, numpy y joblib; xgboost solo para /train. Requisito operativo: al menos 20 semanas de histórico continuo. La memoria recomienda monitorizar con métricas rolling y revisar return_threshold (analyze_threshold) antes de cada reentrenamiento. Verificación: flake8 0, pylint 10/10, pytest 547/547.</w:t>
       </w:r>
     </w:p>
-    <w:p ns2:paraId="642BAC39" ns2:textId="77777777"/>
-    <w:p ns2:paraId="6AE49187" ns2:textId="77777777"/>
-    <w:p ns2:paraId="3CCD1455" ns2:textId="77777777"/>
-    <w:p ns2:paraId="03DFC7FC" ns2:textId="77777777"/>
-    <w:p ns2:paraId="3E74D38E" ns2:textId="77777777"/>
-    <w:p ns2:paraId="0B8151BB" ns2:textId="77777777"/>
-    <w:p ns2:paraId="53E05546" ns2:textId="77777777"/>
-    <w:p ns2:paraId="7A7AF885" ns2:textId="77777777">
+    <w:p/>
+    <w:p/>
+    <w:p/>
+    <w:p/>
+    <w:p/>
+    <w:p/>
+    <w:p/>
+    <w:p>
       <w:pPr>
-        <w:pStyle w:val="Ttulo1"/>
+        <w:pStyle w:val="Heading1"/>
         <w:jc w:val="left"/>
       </w:pPr>
-      <w:bookmarkStart w:id="17" w:name="_Toc233977729"/>
+      <w:bookmarkStart w:id="12" w:name="_Toc233977729"/>
       <w:r>
-        <w:lastRenderedPageBreak/>
         <w:t>7. Fichero de prueba de referencia</w:t>
       </w:r>
-      <w:bookmarkEnd w:id="17"/>
+      <w:bookmarkEnd w:id="12"/>
     </w:p>
     <w:tbl>
       <w:tblPr>
@@ -3563,7 +3493,7 @@
         <w:gridCol w:w="2800"/>
         <w:gridCol w:w="6560"/>
       </w:tblGrid>
-      <w:tr ns2:paraId="7CCEFEF5" ns2:textId="77777777">
+      <w:tr>
         <w:tc>
           <w:tcPr>
             <w:tcW w:w="2800" w:type="dxa"/>
@@ -3581,7 +3511,7 @@
               <w:right w:w="120" w:type="dxa"/>
             </w:tcMar>
           </w:tcPr>
-          <w:p ns2:paraId="5A9D0325" ns2:textId="77777777">
+          <w:p>
             <w:r>
               <w:rPr>
                 <w:b/>
@@ -3611,14 +3541,22 @@
               <w:right w:w="120" w:type="dxa"/>
             </w:tcMar>
           </w:tcPr>
-          <w:p ns2:paraId="548E93F5" ns2:textId="77777777">
-            <w:r>
-              <w:t xml:space="preserve">inbox/a13/codigo/.../data/raw/mapa_wine_prices_raw.csv (+ data/processed/wine_prices_test_processed.csv como golden)</w:t>
+          <w:p>
+            <w:pPr>
+              <w:rPr>
+                <w:lang w:val="en-US"/>
+              </w:rPr>
+            </w:pPr>
+            <w:r>
+              <w:rPr>
+                <w:lang w:val="en-US"/>
+              </w:rPr>
+              <w:t>inbox/a13/codigo/.../data/raw/mapa_wine_prices_raw.csv (+ data/processed/wine_prices_test_processed.csv como golden)</w:t>
             </w:r>
           </w:p>
         </w:tc>
       </w:tr>
-      <w:tr ns2:paraId="183575F5" ns2:textId="77777777">
+      <w:tr>
         <w:tc>
           <w:tcPr>
             <w:tcW w:w="2800" w:type="dxa"/>
@@ -3636,7 +3574,7 @@
               <w:right w:w="120" w:type="dxa"/>
             </w:tcMar>
           </w:tcPr>
-          <w:p ns2:paraId="2C17FEDB" ns2:textId="77777777">
+          <w:p>
             <w:r>
               <w:rPr>
                 <w:b/>
@@ -3666,14 +3604,14 @@
               <w:right w:w="120" w:type="dxa"/>
             </w:tcMar>
           </w:tcPr>
-          <w:p ns2:paraId="2F98E928" ns2:textId="77777777">
-            <w:r>
-              <w:t xml:space="preserve">174 semanas (01/08/2022-24/11/2025; 173 con precio). Golden: 24 semanas de hold-out (19/05/2025-27/10/2025), 8 subidas reales</w:t>
+          <w:p>
+            <w:r>
+              <w:t>174 semanas (01/08/2022-24/11/2025; 173 con precio). Golden: 24 semanas de hold-out (19/05/2025-27/10/2025), 8 subidas reales</w:t>
             </w:r>
           </w:p>
         </w:tc>
       </w:tr>
-      <w:tr ns2:paraId="1BF4E262" ns2:textId="77777777">
+      <w:tr>
         <w:tc>
           <w:tcPr>
             <w:tcW w:w="2800" w:type="dxa"/>
@@ -3691,7 +3629,7 @@
               <w:right w:w="120" w:type="dxa"/>
             </w:tcMar>
           </w:tcPr>
-          <w:p ns2:paraId="55FAE3FC" ns2:textId="77777777">
+          <w:p>
             <w:r>
               <w:rPr>
                 <w:b/>
@@ -3721,20 +3659,20 @@
               <w:right w:w="120" w:type="dxa"/>
             </w:tcMar>
           </w:tcPr>
-          <w:p ns2:paraId="15092C4A" ns2:textId="77777777">
-            <w:r>
-              <w:t xml:space="preserve">Batch: 174 filas, 154 con pred_proba_up; última semana (24/11/2025) = 0,4621, sin alerta. Golden vía /predict: Tabla 6 reproducida (AUC 0,8438, F1 0,593, P 0,421, R 1,0, Acc 0,542) y probabilidades idénticas al código original en los 24 casos</w:t>
+          <w:p>
+            <w:r>
+              <w:t>Batch: 174 filas, 154 con pred_proba_up; última semana (24/11/2025) = 0,4621, sin alerta. Golden vía /predict: Tabla 6 reproducida (AUC 0,8438, F1 0,593, P 0,421, R 1,0, Acc 0,542) y probabilidades idénticas al código original en los 24 casos</w:t>
             </w:r>
           </w:p>
         </w:tc>
       </w:tr>
     </w:tbl>
-    <w:p ns2:paraId="3773E7D0" ns2:textId="48983DD0">
+    <w:p>
       <w:pPr>
-        <w:pStyle w:val="Descripcin"/>
+        <w:pStyle w:val="Caption"/>
         <w:jc w:val="center"/>
       </w:pPr>
-      <w:bookmarkStart w:id="18" w:name="_Toc233977645"/>
+      <w:bookmarkStart w:id="13" w:name="_Toc233977645"/>
       <w:r>
         <w:t xml:space="preserve">Tabla </w:t>
       </w:r>
@@ -3749,13 +3687,13 @@
       <w:r>
         <w:t xml:space="preserve"> Fichero de prueba de referencia</w:t>
       </w:r>
-      <w:bookmarkEnd w:id="18"/>
+      <w:bookmarkEnd w:id="13"/>
     </w:p>
     <w:sectPr>
-      <w:headerReference w:type="even" ns7:id="rId12"/>
-      <w:headerReference w:type="default" ns7:id="rId13"/>
-      <w:footerReference w:type="default" ns7:id="rId14"/>
-      <w:footerReference w:type="first" ns7:id="rId15"/>
+      <w:headerReference w:type="even" r:id="rId12"/>
+      <w:headerReference w:type="default" r:id="rId13"/>
+      <w:footerReference w:type="default" r:id="rId14"/>
+      <w:footerReference w:type="first" r:id="rId15"/>
       <w:pgSz w:w="11906" w:h="16838"/>
       <w:pgMar w:top="1417" w:right="1701" w:bottom="1417" w:left="1701" w:header="708" w:footer="708" w:gutter="0"/>
       <w:pgNumType w:start="1"/>
@@ -4508,7 +4446,7 @@
         <w:noProof/>
         <w:color w:val="000000"/>
       </w:rPr>
-      <w:t xml:space="preserve">2</w:t>
+      <w:t>2</w:t>
     </w:r>
     <w:r>
       <w:rPr>
@@ -4530,7 +4468,7 @@
         <w:rFonts w:ascii="Liberalisation sans narrow" w:eastAsia="Liberalisation sans narrow" w:hAnsi="Liberalisation sans narrow" w:cs="Liberalisation sans narrow"/>
         <w:color w:val="000000"/>
       </w:rPr>
-      <w:t xml:space="preserve">wine-price-fluctuation-prediction</w:t>
+      <w:t>wine-price-fluctuation-prediction</w:t>
     </w:r>
     <w:proofErr w:type="spellEnd"/>
     <w:r>
@@ -5086,11 +5024,11 @@
     <w:name w:val="Normal"/>
     <w:qFormat/>
   </w:style>
-  <w:style w:type="paragraph" w:styleId="Ttulo1">
+  <w:style w:type="paragraph" w:styleId="Heading1">
     <w:name w:val="heading 1"/>
     <w:basedOn w:val="Normal"/>
     <w:next w:val="Normal"/>
-    <w:link w:val="Ttulo1Car"/>
+    <w:link w:val="Heading1Char"/>
     <w:uiPriority w:val="9"/>
     <w:qFormat/>
     <w:pPr>
@@ -5108,11 +5046,11 @@
       <w:szCs w:val="36"/>
     </w:rPr>
   </w:style>
-  <w:style w:type="paragraph" w:styleId="Ttulo2">
+  <w:style w:type="paragraph" w:styleId="Heading2">
     <w:name w:val="heading 2"/>
     <w:basedOn w:val="Normal"/>
     <w:next w:val="Normal"/>
-    <w:link w:val="Ttulo2Car"/>
+    <w:link w:val="Heading2Char"/>
     <w:uiPriority w:val="9"/>
     <w:semiHidden/>
     <w:unhideWhenUsed/>
@@ -5131,11 +5069,11 @@
       <w:szCs w:val="32"/>
     </w:rPr>
   </w:style>
-  <w:style w:type="paragraph" w:styleId="Ttulo3">
+  <w:style w:type="paragraph" w:styleId="Heading3">
     <w:name w:val="heading 3"/>
     <w:basedOn w:val="Normal"/>
     <w:next w:val="Normal"/>
-    <w:link w:val="Ttulo3Car"/>
+    <w:link w:val="Heading3Char"/>
     <w:uiPriority w:val="9"/>
     <w:semiHidden/>
     <w:unhideWhenUsed/>
@@ -5154,11 +5092,11 @@
       <w:szCs w:val="28"/>
     </w:rPr>
   </w:style>
-  <w:style w:type="paragraph" w:styleId="Ttulo4">
+  <w:style w:type="paragraph" w:styleId="Heading4">
     <w:name w:val="heading 4"/>
     <w:basedOn w:val="Normal"/>
     <w:next w:val="Normal"/>
-    <w:link w:val="Ttulo4Car"/>
+    <w:link w:val="Heading4Char"/>
     <w:uiPriority w:val="9"/>
     <w:semiHidden/>
     <w:unhideWhenUsed/>
@@ -5177,11 +5115,11 @@
       <w:szCs w:val="24"/>
     </w:rPr>
   </w:style>
-  <w:style w:type="paragraph" w:styleId="Ttulo5">
+  <w:style w:type="paragraph" w:styleId="Heading5">
     <w:name w:val="heading 5"/>
     <w:basedOn w:val="Normal"/>
     <w:next w:val="Normal"/>
-    <w:link w:val="Ttulo5Car"/>
+    <w:link w:val="Heading5Char"/>
     <w:uiPriority w:val="9"/>
     <w:semiHidden/>
     <w:unhideWhenUsed/>
@@ -5199,11 +5137,11 @@
       <w:color w:val="284546"/>
     </w:rPr>
   </w:style>
-  <w:style w:type="paragraph" w:styleId="Ttulo6">
+  <w:style w:type="paragraph" w:styleId="Heading6">
     <w:name w:val="heading 6"/>
     <w:basedOn w:val="Normal"/>
     <w:next w:val="Normal"/>
-    <w:link w:val="Ttulo6Car"/>
+    <w:link w:val="Heading6Char"/>
     <w:uiPriority w:val="9"/>
     <w:semiHidden/>
     <w:unhideWhenUsed/>
@@ -5223,11 +5161,11 @@
       <w:color w:val="1B2E2F"/>
     </w:rPr>
   </w:style>
-  <w:style w:type="paragraph" w:styleId="Ttulo7">
+  <w:style w:type="paragraph" w:styleId="Heading7">
     <w:name w:val="heading 7"/>
     <w:basedOn w:val="Normal"/>
     <w:next w:val="Normal"/>
-    <w:link w:val="Ttulo7Car"/>
+    <w:link w:val="Heading7Char"/>
     <w:uiPriority w:val="9"/>
     <w:unhideWhenUsed/>
     <w:qFormat/>
@@ -5245,11 +5183,11 @@
       <w:color w:val="1B2E2E" w:themeColor="accent1" w:themeShade="80"/>
     </w:rPr>
   </w:style>
-  <w:style w:type="paragraph" w:styleId="Ttulo8">
+  <w:style w:type="paragraph" w:styleId="Heading8">
     <w:name w:val="heading 8"/>
     <w:basedOn w:val="Normal"/>
     <w:next w:val="Normal"/>
-    <w:link w:val="Ttulo8Car"/>
+    <w:link w:val="Heading8Char"/>
     <w:uiPriority w:val="9"/>
     <w:unhideWhenUsed/>
     <w:qFormat/>
@@ -5269,11 +5207,11 @@
       <w:color w:val="1B2E2E" w:themeColor="accent1" w:themeShade="80"/>
     </w:rPr>
   </w:style>
-  <w:style w:type="paragraph" w:styleId="Ttulo9">
+  <w:style w:type="paragraph" w:styleId="Heading9">
     <w:name w:val="heading 9"/>
     <w:basedOn w:val="Normal"/>
     <w:next w:val="Normal"/>
-    <w:link w:val="Ttulo9Car"/>
+    <w:link w:val="Heading9Char"/>
     <w:uiPriority w:val="9"/>
     <w:semiHidden/>
     <w:unhideWhenUsed/>
@@ -5292,12 +5230,13 @@
       <w:color w:val="1B2E2E" w:themeColor="accent1" w:themeShade="80"/>
     </w:rPr>
   </w:style>
-  <w:style w:type="character" w:default="1" w:styleId="Fuentedeprrafopredeter">
+  <w:style w:type="character" w:default="1" w:styleId="DefaultParagraphFont">
     <w:name w:val="Default Paragraph Font"/>
     <w:uiPriority w:val="1"/>
+    <w:semiHidden/>
     <w:unhideWhenUsed/>
   </w:style>
-  <w:style w:type="table" w:default="1" w:styleId="Tablanormal">
+  <w:style w:type="table" w:default="1" w:styleId="TableNormal">
     <w:name w:val="Normal Table"/>
     <w:uiPriority w:val="99"/>
     <w:semiHidden/>
@@ -5312,13 +5251,13 @@
       </w:tblCellMar>
     </w:tblPr>
   </w:style>
-  <w:style w:type="numbering" w:default="1" w:styleId="Sinlista">
+  <w:style w:type="numbering" w:default="1" w:styleId="NoList">
     <w:name w:val="No List"/>
     <w:uiPriority w:val="99"/>
     <w:semiHidden/>
     <w:unhideWhenUsed/>
   </w:style>
-  <w:style w:type="table" w:customStyle="1" w:styleId="TableNormal">
+  <w:style w:type="table" w:customStyle="1" w:styleId="TableNormal0">
     <w:name w:val="TableNormal"/>
     <w:tblPr>
       <w:tblCellMar>
@@ -5329,11 +5268,11 @@
       </w:tblCellMar>
     </w:tblPr>
   </w:style>
-  <w:style w:type="paragraph" w:styleId="Ttulo">
+  <w:style w:type="paragraph" w:styleId="Title">
     <w:name w:val="Title"/>
     <w:basedOn w:val="Normal"/>
     <w:next w:val="Normal"/>
-    <w:link w:val="TtuloCar"/>
+    <w:link w:val="TitleChar"/>
     <w:uiPriority w:val="10"/>
     <w:qFormat/>
     <w:pPr>
@@ -5348,10 +5287,10 @@
       <w:szCs w:val="72"/>
     </w:rPr>
   </w:style>
-  <w:style w:type="character" w:customStyle="1" w:styleId="Ttulo1Car">
-    <w:name w:val="Título 1 Car"/>
-    <w:basedOn w:val="Fuentedeprrafopredeter"/>
-    <w:link w:val="Ttulo1"/>
+  <w:style w:type="character" w:customStyle="1" w:styleId="Heading1Char">
+    <w:name w:val="Heading 1 Char"/>
+    <w:basedOn w:val="DefaultParagraphFont"/>
+    <w:link w:val="Heading1"/>
     <w:uiPriority w:val="9"/>
     <w:rsid w:val="00AB39A2"/>
     <w:rPr>
@@ -5361,10 +5300,10 @@
       <w:szCs w:val="36"/>
     </w:rPr>
   </w:style>
-  <w:style w:type="character" w:customStyle="1" w:styleId="Ttulo2Car">
-    <w:name w:val="Título 2 Car"/>
-    <w:basedOn w:val="Fuentedeprrafopredeter"/>
-    <w:link w:val="Ttulo2"/>
+  <w:style w:type="character" w:customStyle="1" w:styleId="Heading2Char">
+    <w:name w:val="Heading 2 Char"/>
+    <w:basedOn w:val="DefaultParagraphFont"/>
+    <w:link w:val="Heading2"/>
     <w:uiPriority w:val="9"/>
     <w:rsid w:val="00AB39A2"/>
     <w:rPr>
@@ -5374,10 +5313,10 @@
       <w:szCs w:val="32"/>
     </w:rPr>
   </w:style>
-  <w:style w:type="character" w:customStyle="1" w:styleId="Ttulo3Car">
-    <w:name w:val="Título 3 Car"/>
-    <w:basedOn w:val="Fuentedeprrafopredeter"/>
-    <w:link w:val="Ttulo3"/>
+  <w:style w:type="character" w:customStyle="1" w:styleId="Heading3Char">
+    <w:name w:val="Heading 3 Char"/>
+    <w:basedOn w:val="DefaultParagraphFont"/>
+    <w:link w:val="Heading3"/>
     <w:uiPriority w:val="9"/>
     <w:rsid w:val="00AB39A2"/>
     <w:rPr>
@@ -5387,10 +5326,10 @@
       <w:szCs w:val="28"/>
     </w:rPr>
   </w:style>
-  <w:style w:type="character" w:customStyle="1" w:styleId="Ttulo4Car">
-    <w:name w:val="Título 4 Car"/>
-    <w:basedOn w:val="Fuentedeprrafopredeter"/>
-    <w:link w:val="Ttulo4"/>
+  <w:style w:type="character" w:customStyle="1" w:styleId="Heading4Char">
+    <w:name w:val="Heading 4 Char"/>
+    <w:basedOn w:val="DefaultParagraphFont"/>
+    <w:link w:val="Heading4"/>
     <w:uiPriority w:val="9"/>
     <w:rsid w:val="00AB39A2"/>
     <w:rPr>
@@ -5400,10 +5339,10 @@
       <w:szCs w:val="24"/>
     </w:rPr>
   </w:style>
-  <w:style w:type="character" w:customStyle="1" w:styleId="Ttulo5Car">
-    <w:name w:val="Título 5 Car"/>
-    <w:basedOn w:val="Fuentedeprrafopredeter"/>
-    <w:link w:val="Ttulo5"/>
+  <w:style w:type="character" w:customStyle="1" w:styleId="Heading5Char">
+    <w:name w:val="Heading 5 Char"/>
+    <w:basedOn w:val="DefaultParagraphFont"/>
+    <w:link w:val="Heading5"/>
     <w:uiPriority w:val="9"/>
     <w:rsid w:val="00AB39A2"/>
     <w:rPr>
@@ -5412,10 +5351,10 @@
       <w:color w:val="284546" w:themeColor="accent1" w:themeShade="BF"/>
     </w:rPr>
   </w:style>
-  <w:style w:type="character" w:customStyle="1" w:styleId="Ttulo6Car">
-    <w:name w:val="Título 6 Car"/>
-    <w:basedOn w:val="Fuentedeprrafopredeter"/>
-    <w:link w:val="Ttulo6"/>
+  <w:style w:type="character" w:customStyle="1" w:styleId="Heading6Char">
+    <w:name w:val="Heading 6 Char"/>
+    <w:basedOn w:val="DefaultParagraphFont"/>
+    <w:link w:val="Heading6"/>
     <w:uiPriority w:val="9"/>
     <w:rsid w:val="00AB39A2"/>
     <w:rPr>
@@ -5426,10 +5365,10 @@
       <w:color w:val="1B2E2E" w:themeColor="accent1" w:themeShade="80"/>
     </w:rPr>
   </w:style>
-  <w:style w:type="character" w:customStyle="1" w:styleId="Ttulo7Car">
-    <w:name w:val="Título 7 Car"/>
-    <w:basedOn w:val="Fuentedeprrafopredeter"/>
-    <w:link w:val="Ttulo7"/>
+  <w:style w:type="character" w:customStyle="1" w:styleId="Heading7Char">
+    <w:name w:val="Heading 7 Char"/>
+    <w:basedOn w:val="DefaultParagraphFont"/>
+    <w:link w:val="Heading7"/>
     <w:uiPriority w:val="9"/>
     <w:rsid w:val="00AB39A2"/>
     <w:rPr>
@@ -5439,10 +5378,10 @@
       <w:color w:val="1B2E2E" w:themeColor="accent1" w:themeShade="80"/>
     </w:rPr>
   </w:style>
-  <w:style w:type="character" w:customStyle="1" w:styleId="Ttulo8Car">
-    <w:name w:val="Título 8 Car"/>
-    <w:basedOn w:val="Fuentedeprrafopredeter"/>
-    <w:link w:val="Ttulo8"/>
+  <w:style w:type="character" w:customStyle="1" w:styleId="Heading8Char">
+    <w:name w:val="Heading 8 Char"/>
+    <w:basedOn w:val="DefaultParagraphFont"/>
+    <w:link w:val="Heading8"/>
     <w:uiPriority w:val="9"/>
     <w:rsid w:val="00AB39A2"/>
     <w:rPr>
@@ -5454,10 +5393,10 @@
       <w:color w:val="1B2E2E" w:themeColor="accent1" w:themeShade="80"/>
     </w:rPr>
   </w:style>
-  <w:style w:type="character" w:customStyle="1" w:styleId="Ttulo9Car">
-    <w:name w:val="Título 9 Car"/>
-    <w:basedOn w:val="Fuentedeprrafopredeter"/>
-    <w:link w:val="Ttulo9"/>
+  <w:style w:type="character" w:customStyle="1" w:styleId="Heading9Char">
+    <w:name w:val="Heading 9 Char"/>
+    <w:basedOn w:val="DefaultParagraphFont"/>
+    <w:link w:val="Heading9"/>
     <w:uiPriority w:val="9"/>
     <w:semiHidden/>
     <w:rsid w:val="00AB39A2"/>
@@ -5468,11 +5407,11 @@
       <w:color w:val="1B2E2E" w:themeColor="accent1" w:themeShade="80"/>
     </w:rPr>
   </w:style>
-  <w:style w:type="paragraph" w:styleId="Descripcin">
+  <w:style w:type="paragraph" w:styleId="Caption">
     <w:name w:val="caption"/>
     <w:basedOn w:val="Normal"/>
     <w:next w:val="Normal"/>
-    <w:link w:val="DescripcinCar"/>
+    <w:link w:val="CaptionChar"/>
     <w:unhideWhenUsed/>
     <w:qFormat/>
     <w:rsid w:val="00AB39A2"/>
@@ -5486,10 +5425,10 @@
       <w:color w:val="739A8A" w:themeColor="text2"/>
     </w:rPr>
   </w:style>
-  <w:style w:type="character" w:customStyle="1" w:styleId="TtuloCar">
-    <w:name w:val="Título Car"/>
-    <w:basedOn w:val="Fuentedeprrafopredeter"/>
-    <w:link w:val="Ttulo"/>
+  <w:style w:type="character" w:customStyle="1" w:styleId="TitleChar">
+    <w:name w:val="Title Char"/>
+    <w:basedOn w:val="DefaultParagraphFont"/>
+    <w:link w:val="Title"/>
     <w:uiPriority w:val="10"/>
     <w:rsid w:val="00AB39A2"/>
     <w:rPr>
@@ -5501,10 +5440,10 @@
       <w:szCs w:val="72"/>
     </w:rPr>
   </w:style>
-  <w:style w:type="character" w:customStyle="1" w:styleId="SubttuloCar">
-    <w:name w:val="Subtítulo Car"/>
-    <w:basedOn w:val="Fuentedeprrafopredeter"/>
-    <w:link w:val="Subttulo"/>
+  <w:style w:type="character" w:customStyle="1" w:styleId="SubtitleChar">
+    <w:name w:val="Subtitle Char"/>
+    <w:basedOn w:val="DefaultParagraphFont"/>
+    <w:link w:val="Subtitle"/>
     <w:uiPriority w:val="11"/>
     <w:rsid w:val="00AB39A2"/>
     <w:rPr>
@@ -5514,9 +5453,9 @@
       <w:szCs w:val="28"/>
     </w:rPr>
   </w:style>
-  <w:style w:type="character" w:styleId="Fuerte">
+  <w:style w:type="character" w:styleId="Strong">
     <w:name w:val="Strong"/>
-    <w:basedOn w:val="Fuentedeprrafopredeter"/>
+    <w:basedOn w:val="DefaultParagraphFont"/>
     <w:uiPriority w:val="22"/>
     <w:qFormat/>
     <w:rsid w:val="00AB39A2"/>
@@ -5525,9 +5464,9 @@
       <w:bCs/>
     </w:rPr>
   </w:style>
-  <w:style w:type="character" w:styleId="nfasis">
+  <w:style w:type="character" w:styleId="Emphasis">
     <w:name w:val="Emphasis"/>
-    <w:basedOn w:val="Fuentedeprrafopredeter"/>
+    <w:basedOn w:val="DefaultParagraphFont"/>
     <w:uiPriority w:val="20"/>
     <w:qFormat/>
     <w:rsid w:val="00AB39A2"/>
@@ -5536,7 +5475,7 @@
       <w:iCs/>
     </w:rPr>
   </w:style>
-  <w:style w:type="paragraph" w:styleId="Sinespaciado">
+  <w:style w:type="paragraph" w:styleId="NoSpacing">
     <w:name w:val="No Spacing"/>
     <w:uiPriority w:val="1"/>
     <w:qFormat/>
@@ -5545,11 +5484,11 @@
       <w:spacing w:after="0" w:line="240" w:lineRule="auto"/>
     </w:pPr>
   </w:style>
-  <w:style w:type="paragraph" w:styleId="Cita">
+  <w:style w:type="paragraph" w:styleId="Quote">
     <w:name w:val="Quote"/>
     <w:basedOn w:val="Normal"/>
     <w:next w:val="Normal"/>
-    <w:link w:val="CitaCar"/>
+    <w:link w:val="QuoteChar"/>
     <w:uiPriority w:val="29"/>
     <w:qFormat/>
     <w:rsid w:val="00AB39A2"/>
@@ -5563,10 +5502,10 @@
       <w:szCs w:val="24"/>
     </w:rPr>
   </w:style>
-  <w:style w:type="character" w:customStyle="1" w:styleId="CitaCar">
-    <w:name w:val="Cita Car"/>
-    <w:basedOn w:val="Fuentedeprrafopredeter"/>
-    <w:link w:val="Cita"/>
+  <w:style w:type="character" w:customStyle="1" w:styleId="QuoteChar">
+    <w:name w:val="Quote Char"/>
+    <w:basedOn w:val="DefaultParagraphFont"/>
+    <w:link w:val="Quote"/>
     <w:uiPriority w:val="29"/>
     <w:rsid w:val="00AB39A2"/>
     <w:rPr>
@@ -5575,11 +5514,11 @@
       <w:szCs w:val="24"/>
     </w:rPr>
   </w:style>
-  <w:style w:type="paragraph" w:styleId="Citadestacada">
+  <w:style w:type="paragraph" w:styleId="IntenseQuote">
     <w:name w:val="Intense Quote"/>
     <w:basedOn w:val="Normal"/>
     <w:next w:val="Normal"/>
-    <w:link w:val="CitadestacadaCar"/>
+    <w:link w:val="IntenseQuoteChar"/>
     <w:uiPriority w:val="30"/>
     <w:qFormat/>
     <w:rsid w:val="00AB39A2"/>
@@ -5596,10 +5535,10 @@
       <w:szCs w:val="32"/>
     </w:rPr>
   </w:style>
-  <w:style w:type="character" w:customStyle="1" w:styleId="CitadestacadaCar">
-    <w:name w:val="Cita destacada Car"/>
-    <w:basedOn w:val="Fuentedeprrafopredeter"/>
-    <w:link w:val="Citadestacada"/>
+  <w:style w:type="character" w:customStyle="1" w:styleId="IntenseQuoteChar">
+    <w:name w:val="Intense Quote Char"/>
+    <w:basedOn w:val="DefaultParagraphFont"/>
+    <w:link w:val="IntenseQuote"/>
     <w:uiPriority w:val="30"/>
     <w:rsid w:val="00AB39A2"/>
     <w:rPr>
@@ -5610,9 +5549,9 @@
       <w:szCs w:val="32"/>
     </w:rPr>
   </w:style>
-  <w:style w:type="character" w:styleId="nfasissutil">
+  <w:style w:type="character" w:styleId="SubtleEmphasis">
     <w:name w:val="Subtle Emphasis"/>
-    <w:basedOn w:val="Fuentedeprrafopredeter"/>
+    <w:basedOn w:val="DefaultParagraphFont"/>
     <w:uiPriority w:val="19"/>
     <w:qFormat/>
     <w:rsid w:val="00AB39A2"/>
@@ -5622,9 +5561,9 @@
       <w:color w:val="A3BDB2" w:themeColor="text1" w:themeTint="A6"/>
     </w:rPr>
   </w:style>
-  <w:style w:type="character" w:styleId="nfasisintenso">
+  <w:style w:type="character" w:styleId="IntenseEmphasis">
     <w:name w:val="Intense Emphasis"/>
-    <w:basedOn w:val="Fuentedeprrafopredeter"/>
+    <w:basedOn w:val="DefaultParagraphFont"/>
     <w:uiPriority w:val="21"/>
     <w:qFormat/>
     <w:rsid w:val="00AB39A2"/>
@@ -5635,9 +5574,9 @@
       <w:iCs/>
     </w:rPr>
   </w:style>
-  <w:style w:type="character" w:styleId="Referenciasutil">
+  <w:style w:type="character" w:styleId="SubtleReference">
     <w:name w:val="Subtle Reference"/>
-    <w:basedOn w:val="Fuentedeprrafopredeter"/>
+    <w:basedOn w:val="DefaultParagraphFont"/>
     <w:uiPriority w:val="31"/>
     <w:qFormat/>
     <w:rsid w:val="00AB39A2"/>
@@ -5648,9 +5587,9 @@
       <w:bdr w:val="none" w:sz="0" w:space="0" w:color="auto"/>
     </w:rPr>
   </w:style>
-  <w:style w:type="character" w:styleId="Referenciaintensa">
+  <w:style w:type="character" w:styleId="IntenseReference">
     <w:name w:val="Intense Reference"/>
-    <w:basedOn w:val="Fuentedeprrafopredeter"/>
+    <w:basedOn w:val="DefaultParagraphFont"/>
     <w:uiPriority w:val="32"/>
     <w:qFormat/>
     <w:rsid w:val="00AB39A2"/>
@@ -5662,9 +5601,9 @@
       <w:u w:val="single"/>
     </w:rPr>
   </w:style>
-  <w:style w:type="character" w:styleId="Ttulodellibro">
+  <w:style w:type="character" w:styleId="BookTitle">
     <w:name w:val="Book Title"/>
-    <w:basedOn w:val="Fuentedeprrafopredeter"/>
+    <w:basedOn w:val="DefaultParagraphFont"/>
     <w:uiPriority w:val="33"/>
     <w:qFormat/>
     <w:rsid w:val="00AB39A2"/>
@@ -5675,9 +5614,9 @@
       <w:spacing w:val="10"/>
     </w:rPr>
   </w:style>
-  <w:style w:type="paragraph" w:styleId="TtuloTDC">
+  <w:style w:type="paragraph" w:styleId="TOCHeading">
     <w:name w:val="TOC Heading"/>
-    <w:basedOn w:val="Ttulo1"/>
+    <w:basedOn w:val="Heading1"/>
     <w:next w:val="Normal"/>
     <w:uiPriority w:val="39"/>
     <w:unhideWhenUsed/>
@@ -5687,10 +5626,10 @@
       <w:outlineLvl w:val="9"/>
     </w:pPr>
   </w:style>
-  <w:style w:type="paragraph" w:styleId="Encabezado">
+  <w:style w:type="paragraph" w:styleId="Header">
     <w:name w:val="header"/>
     <w:basedOn w:val="Normal"/>
-    <w:link w:val="EncabezadoCar"/>
+    <w:link w:val="HeaderChar"/>
     <w:uiPriority w:val="99"/>
     <w:unhideWhenUsed/>
     <w:rsid w:val="00171F5E"/>
@@ -5702,17 +5641,17 @@
       <w:spacing w:after="0" w:line="240" w:lineRule="auto"/>
     </w:pPr>
   </w:style>
-  <w:style w:type="character" w:customStyle="1" w:styleId="EncabezadoCar">
-    <w:name w:val="Encabezado Car"/>
-    <w:basedOn w:val="Fuentedeprrafopredeter"/>
-    <w:link w:val="Encabezado"/>
+  <w:style w:type="character" w:customStyle="1" w:styleId="HeaderChar">
+    <w:name w:val="Header Char"/>
+    <w:basedOn w:val="DefaultParagraphFont"/>
+    <w:link w:val="Header"/>
     <w:uiPriority w:val="99"/>
     <w:rsid w:val="00171F5E"/>
   </w:style>
-  <w:style w:type="paragraph" w:styleId="Piedepgina">
+  <w:style w:type="paragraph" w:styleId="Footer">
     <w:name w:val="footer"/>
     <w:basedOn w:val="Normal"/>
-    <w:link w:val="PiedepginaCar"/>
+    <w:link w:val="FooterChar"/>
     <w:uiPriority w:val="99"/>
     <w:unhideWhenUsed/>
     <w:rsid w:val="00171F5E"/>
@@ -5724,14 +5663,14 @@
       <w:spacing w:after="0" w:line="240" w:lineRule="auto"/>
     </w:pPr>
   </w:style>
-  <w:style w:type="character" w:customStyle="1" w:styleId="PiedepginaCar">
-    <w:name w:val="Pie de página Car"/>
-    <w:basedOn w:val="Fuentedeprrafopredeter"/>
-    <w:link w:val="Piedepgina"/>
+  <w:style w:type="character" w:customStyle="1" w:styleId="FooterChar">
+    <w:name w:val="Footer Char"/>
+    <w:basedOn w:val="DefaultParagraphFont"/>
+    <w:link w:val="Footer"/>
     <w:uiPriority w:val="99"/>
     <w:rsid w:val="00171F5E"/>
   </w:style>
-  <w:style w:type="paragraph" w:styleId="TDC1">
+  <w:style w:type="paragraph" w:styleId="TOC1">
     <w:name w:val="toc 1"/>
     <w:basedOn w:val="Normal"/>
     <w:next w:val="Normal"/>
@@ -5743,7 +5682,7 @@
       <w:spacing w:after="100"/>
     </w:pPr>
   </w:style>
-  <w:style w:type="paragraph" w:styleId="TDC2">
+  <w:style w:type="paragraph" w:styleId="TOC2">
     <w:name w:val="toc 2"/>
     <w:basedOn w:val="Normal"/>
     <w:next w:val="Normal"/>
@@ -5760,7 +5699,7 @@
       <w:ind w:left="220"/>
     </w:pPr>
   </w:style>
-  <w:style w:type="paragraph" w:styleId="TDC3">
+  <w:style w:type="paragraph" w:styleId="TOC3">
     <w:name w:val="toc 3"/>
     <w:basedOn w:val="Normal"/>
     <w:next w:val="Normal"/>
@@ -5774,10 +5713,10 @@
       <w:ind w:left="440"/>
     </w:pPr>
   </w:style>
-  <w:style w:type="paragraph" w:styleId="Textonotapie">
+  <w:style w:type="paragraph" w:styleId="FootnoteText">
     <w:name w:val="footnote text"/>
     <w:basedOn w:val="Normal"/>
-    <w:link w:val="TextonotapieCar"/>
+    <w:link w:val="FootnoteTextChar"/>
     <w:uiPriority w:val="99"/>
     <w:semiHidden/>
     <w:unhideWhenUsed/>
@@ -5790,10 +5729,10 @@
       <w:szCs w:val="20"/>
     </w:rPr>
   </w:style>
-  <w:style w:type="character" w:customStyle="1" w:styleId="TextonotapieCar">
-    <w:name w:val="Texto nota pie Car"/>
-    <w:basedOn w:val="Fuentedeprrafopredeter"/>
-    <w:link w:val="Textonotapie"/>
+  <w:style w:type="character" w:customStyle="1" w:styleId="FootnoteTextChar">
+    <w:name w:val="Footnote Text Char"/>
+    <w:basedOn w:val="DefaultParagraphFont"/>
+    <w:link w:val="FootnoteText"/>
     <w:uiPriority w:val="99"/>
     <w:semiHidden/>
     <w:rsid w:val="00C81877"/>
@@ -5802,10 +5741,10 @@
       <w:szCs w:val="20"/>
     </w:rPr>
   </w:style>
-  <w:style w:type="paragraph" w:styleId="Textocomentario">
+  <w:style w:type="paragraph" w:styleId="CommentText">
     <w:name w:val="annotation text"/>
     <w:basedOn w:val="Normal"/>
-    <w:link w:val="TextocomentarioCar"/>
+    <w:link w:val="CommentTextChar"/>
     <w:uiPriority w:val="99"/>
     <w:semiHidden/>
     <w:unhideWhenUsed/>
@@ -5822,10 +5761,10 @@
       <w:lang w:val="en-US"/>
     </w:rPr>
   </w:style>
-  <w:style w:type="character" w:customStyle="1" w:styleId="TextocomentarioCar">
-    <w:name w:val="Texto comentario Car"/>
-    <w:basedOn w:val="Fuentedeprrafopredeter"/>
-    <w:link w:val="Textocomentario"/>
+  <w:style w:type="character" w:customStyle="1" w:styleId="CommentTextChar">
+    <w:name w:val="Comment Text Char"/>
+    <w:basedOn w:val="DefaultParagraphFont"/>
+    <w:link w:val="CommentText"/>
     <w:uiPriority w:val="99"/>
     <w:semiHidden/>
     <w:rsid w:val="00C81877"/>
@@ -5836,7 +5775,7 @@
       <w:lang w:val="en-US"/>
     </w:rPr>
   </w:style>
-  <w:style w:type="character" w:styleId="Refdenotaalpie">
+  <w:style w:type="character" w:styleId="FootnoteReference">
     <w:name w:val="footnote reference"/>
     <w:uiPriority w:val="99"/>
     <w:semiHidden/>
@@ -5846,9 +5785,9 @@
       <w:vertAlign w:val="superscript"/>
     </w:rPr>
   </w:style>
-  <w:style w:type="character" w:styleId="Refdecomentario">
+  <w:style w:type="character" w:styleId="CommentReference">
     <w:name w:val="annotation reference"/>
-    <w:basedOn w:val="Fuentedeprrafopredeter"/>
+    <w:basedOn w:val="DefaultParagraphFont"/>
     <w:uiPriority w:val="99"/>
     <w:semiHidden/>
     <w:unhideWhenUsed/>
@@ -5858,9 +5797,9 @@
       <w:szCs w:val="16"/>
     </w:rPr>
   </w:style>
-  <w:style w:type="character" w:styleId="Hipervnculo">
+  <w:style w:type="character" w:styleId="Hyperlink">
     <w:name w:val="Hyperlink"/>
-    <w:basedOn w:val="Fuentedeprrafopredeter"/>
+    <w:basedOn w:val="DefaultParagraphFont"/>
     <w:uiPriority w:val="99"/>
     <w:unhideWhenUsed/>
     <w:rsid w:val="00C81877"/>
@@ -5869,9 +5808,9 @@
       <w:u w:val="single"/>
     </w:rPr>
   </w:style>
-  <w:style w:type="character" w:styleId="Mencinsinresolver">
+  <w:style w:type="character" w:styleId="UnresolvedMention">
     <w:name w:val="Unresolved Mention"/>
-    <w:basedOn w:val="Fuentedeprrafopredeter"/>
+    <w:basedOn w:val="DefaultParagraphFont"/>
     <w:uiPriority w:val="99"/>
     <w:semiHidden/>
     <w:unhideWhenUsed/>
@@ -5881,9 +5820,9 @@
       <w:shd w:val="clear" w:color="auto" w:fill="E1DFDD"/>
     </w:rPr>
   </w:style>
-  <w:style w:type="table" w:styleId="Tablaconcuadrcula">
+  <w:style w:type="table" w:styleId="TableGrid">
     <w:name w:val="Table Grid"/>
-    <w:basedOn w:val="Tablanormal"/>
+    <w:basedOn w:val="TableNormal"/>
     <w:uiPriority w:val="39"/>
     <w:rsid w:val="00292DEB"/>
     <w:pPr>
@@ -5907,7 +5846,7 @@
       </w:tblBorders>
     </w:tblPr>
   </w:style>
-  <w:style w:type="paragraph" w:styleId="Tabladeilustraciones">
+  <w:style w:type="paragraph" w:styleId="TableofFigures">
     <w:name w:val="table of figures"/>
     <w:basedOn w:val="Normal"/>
     <w:next w:val="Normal"/>
@@ -5925,10 +5864,10 @@
       <w:lang w:val="en-US"/>
     </w:rPr>
   </w:style>
-  <w:style w:type="character" w:customStyle="1" w:styleId="DescripcinCar">
-    <w:name w:val="Descripción Car"/>
-    <w:basedOn w:val="Fuentedeprrafopredeter"/>
-    <w:link w:val="Descripcin"/>
+  <w:style w:type="character" w:customStyle="1" w:styleId="CaptionChar">
+    <w:name w:val="Caption Char"/>
+    <w:basedOn w:val="DefaultParagraphFont"/>
+    <w:link w:val="Caption"/>
     <w:locked/>
     <w:rsid w:val="00CE62B2"/>
     <w:rPr>
@@ -5938,11 +5877,11 @@
       <w:color w:val="739A8A" w:themeColor="text2"/>
     </w:rPr>
   </w:style>
-  <w:style w:type="paragraph" w:styleId="Subttulo">
+  <w:style w:type="paragraph" w:styleId="Subtitle">
     <w:name w:val="Subtitle"/>
     <w:basedOn w:val="Normal"/>
     <w:next w:val="Normal"/>
-    <w:link w:val="SubttuloCar"/>
+    <w:link w:val="SubtitleChar"/>
     <w:uiPriority w:val="11"/>
     <w:qFormat/>
     <w:pPr>
@@ -5957,7 +5896,7 @@
     </w:rPr>
   </w:style>
   <w:style w:type="table" w:customStyle="1" w:styleId="a">
-    <w:basedOn w:val="Tablanormal"/>
+    <w:basedOn w:val="TableNormal"/>
     <w:pPr>
       <w:spacing w:after="0" w:line="240" w:lineRule="auto"/>
     </w:pPr>
@@ -5973,7 +5912,7 @@
     </w:tblPr>
   </w:style>
   <w:style w:type="table" w:customStyle="1" w:styleId="a0">
-    <w:basedOn w:val="Tablanormal"/>
+    <w:basedOn w:val="TableNormal"/>
     <w:pPr>
       <w:spacing w:after="0" w:line="240" w:lineRule="auto"/>
     </w:pPr>
@@ -5989,7 +5928,7 @@
     </w:tblPr>
   </w:style>
   <w:style w:type="table" w:customStyle="1" w:styleId="a1">
-    <w:basedOn w:val="Tablanormal"/>
+    <w:basedOn w:val="TableNormal"/>
     <w:pPr>
       <w:spacing w:after="0" w:line="240" w:lineRule="auto"/>
     </w:pPr>
@@ -6209,28 +6148,28 @@
 </file>
 
 <file path=customXml/item1.xml><?xml version="1.0" encoding="utf-8"?>
+<b:Sources xmlns:b="http://schemas.openxmlformats.org/officeDocument/2006/bibliography" xmlns="http://schemas.openxmlformats.org/officeDocument/2006/bibliography" SelectedStyle="\APASixthEditionOfficeOnline.xsl" StyleName="APA" Version="6"/>
+</file>
+
+<file path=customXml/item2.xml><?xml version="1.0" encoding="utf-8"?>
 <go:gDocsCustomXmlDataStorage xmlns:go="http://customooxmlschemas.google.com/" xmlns:r="http://schemas.openxmlformats.org/officeDocument/2006/relationships" uri="GoogleDocsCustomDataVersion2">
   <go:docsCustomData xmlns:go="http://customooxmlschemas.google.com/" roundtripDataSignature="AMtx7mjfZHdsiCvpFOesiH+c3zMFCQ6GYw==">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</go:docsCustomData>
 </go:gDocsCustomXmlDataStorage>
 </file>
 
-<file path=customXml/item2.xml><?xml version="1.0" encoding="utf-8"?>
-<b:Sources xmlns:b="http://schemas.openxmlformats.org/officeDocument/2006/bibliography" xmlns="http://schemas.openxmlformats.org/officeDocument/2006/bibliography" SelectedStyle="\APASixthEditionOfficeOnline.xsl" StyleName="APA" Version="6"/>
+<file path=customXml/itemProps1.xml><?xml version="1.0" encoding="utf-8"?>
+<ds:datastoreItem xmlns:ds="http://schemas.openxmlformats.org/officeDocument/2006/customXml" ds:itemID="{13541E44-53E1-4E1E-8B81-150EFAC17A97}">
+  <ds:schemaRefs>
+    <ds:schemaRef ds:uri="http://schemas.openxmlformats.org/officeDocument/2006/bibliography"/>
+  </ds:schemaRefs>
+</ds:datastoreItem>
 </file>
 
-<file path=customXml/itemProps1.xml><?xml version="1.0" encoding="utf-8"?>
+<file path=customXml/itemProps2.xml><?xml version="1.0" encoding="utf-8"?>
 <ds:datastoreItem xmlns:ds="http://schemas.openxmlformats.org/officeDocument/2006/customXml" ds:itemID="{11111111-1234-1234-1234-123412341234}">
   <ds:schemaRefs>
     <ds:schemaRef ds:uri="http://customooxmlschemas.google.com/"/>
     <ds:schemaRef ds:uri="http://schemas.openxmlformats.org/officeDocument/2006/relationships"/>
   </ds:schemaRefs>
 </ds:datastoreItem>
-</file>
-
-<file path=customXml/itemProps2.xml><?xml version="1.0" encoding="utf-8"?>
-<ds:datastoreItem xmlns:ds="http://schemas.openxmlformats.org/officeDocument/2006/customXml" ds:itemID="{13541E44-53E1-4E1E-8B81-150EFAC17A97}">
-  <ds:schemaRefs>
-    <ds:schemaRef ds:uri="http://schemas.openxmlformats.org/officeDocument/2006/bibliography"/>
-  </ds:schemaRefs>
-</ds:datastoreItem>
 </file>